--- a/web-api/src/main/resources/file/template-export-docx/BM_Phieu_Nhap_Kho.docx
+++ b/web-api/src/main/resources/file/template-export-docx/BM_Phieu_Nhap_Kho.docx
@@ -1,6 +1,6 @@
 
 <file path=word/document.xml><?xml version="1.0" encoding="utf-8"?>
-<w:document xmlns:wpc="http://schemas.microsoft.com/office/word/2010/wordprocessingCanvas" xmlns:cx="http://schemas.microsoft.com/office/drawing/2014/chartex" xmlns:cx1="http://schemas.microsoft.com/office/drawing/2015/9/8/chartex" xmlns:cx2="http://schemas.microsoft.com/office/drawing/2015/10/21/chartex" xmlns:cx3="http://schemas.microsoft.com/office/drawing/2016/5/9/chartex" xmlns:cx4="http://schemas.microsoft.com/office/drawing/2016/5/10/chartex" xmlns:cx5="http://schemas.microsoft.com/office/drawing/2016/5/11/chartex" xmlns:cx6="http://schemas.microsoft.com/office/drawing/2016/5/12/chartex" xmlns:cx7="http://schemas.microsoft.com/office/drawing/2016/5/13/chartex" xmlns:cx8="http://schemas.microsoft.com/office/drawing/2016/5/14/chartex" xmlns:mc="http://schemas.openxmlformats.org/markup-compatibility/2006" xmlns:aink="http://schemas.microsoft.com/office/drawing/2016/ink" xmlns:am3d="http://schemas.microsoft.com/office/drawing/2017/model3d" xmlns:o="urn:schemas-microsoft-com:office:office" xmlns:r="http://schemas.openxmlformats.org/officeDocument/2006/relationships" xmlns:m="http://schemas.openxmlformats.org/officeDocument/2006/math" xmlns:v="urn:schemas-microsoft-com:vml" xmlns:wp14="http://schemas.microsoft.com/office/word/2010/wordprocessingDrawing" xmlns:wp="http://schemas.openxmlformats.org/drawingml/2006/wordprocessingDrawing" xmlns:w10="urn:schemas-microsoft-com:office:word" xmlns:w="http://schemas.openxmlformats.org/wordprocessingml/2006/main" xmlns:w14="http://schemas.microsoft.com/office/word/2010/wordml" xmlns:w15="http://schemas.microsoft.com/office/word/2012/wordml" xmlns:w16cex="http://schemas.microsoft.com/office/word/2018/wordml/cex" xmlns:w16cid="http://schemas.microsoft.com/office/word/2016/wordml/cid" xmlns:w16="http://schemas.microsoft.com/office/word/2018/wordml" xmlns:w16se="http://schemas.microsoft.com/office/word/2015/wordml/symex" xmlns:wpg="http://schemas.microsoft.com/office/word/2010/wordprocessingGroup" xmlns:wpi="http://schemas.microsoft.com/office/word/2010/wordprocessingInk" xmlns:wne="http://schemas.microsoft.com/office/word/2006/wordml" xmlns:wps="http://schemas.microsoft.com/office/word/2010/wordprocessingShape" mc:Ignorable="w14 w15 w16se w16cid w16 w16cex wp14">
+<w:document xmlns:wpc="http://schemas.microsoft.com/office/word/2010/wordprocessingCanvas" xmlns:cx="http://schemas.microsoft.com/office/drawing/2014/chartex" xmlns:mc="http://schemas.openxmlformats.org/markup-compatibility/2006" xmlns:o="urn:schemas-microsoft-com:office:office" xmlns:r="http://schemas.openxmlformats.org/officeDocument/2006/relationships" xmlns:m="http://schemas.openxmlformats.org/officeDocument/2006/math" xmlns:v="urn:schemas-microsoft-com:vml" xmlns:wp14="http://schemas.microsoft.com/office/word/2010/wordprocessingDrawing" xmlns:wp="http://schemas.openxmlformats.org/drawingml/2006/wordprocessingDrawing" xmlns:w10="urn:schemas-microsoft-com:office:word" xmlns:w="http://schemas.openxmlformats.org/wordprocessingml/2006/main" xmlns:w14="http://schemas.microsoft.com/office/word/2010/wordml" xmlns:w15="http://schemas.microsoft.com/office/word/2012/wordml" xmlns:w16se="http://schemas.microsoft.com/office/word/2015/wordml/symex" xmlns:wpg="http://schemas.microsoft.com/office/word/2010/wordprocessingGroup" xmlns:wpi="http://schemas.microsoft.com/office/word/2010/wordprocessingInk" xmlns:wne="http://schemas.microsoft.com/office/word/2006/wordml" xmlns:wps="http://schemas.microsoft.com/office/word/2010/wordprocessingShape" mc:Ignorable="w14 w15 w16se wp14">
   <w:body>
     <w:p>
       <w:pPr>
@@ -13,14 +13,34 @@
           <w:b/>
         </w:rPr>
       </w:pPr>
+      <w:proofErr w:type="spellStart"/>
       <w:r>
         <w:rPr>
           <w:rFonts w:ascii="Times New Roman" w:hAnsi="Times New Roman" w:cs="Times New Roman"/>
           <w:b/>
           <w:highlight w:val="white"/>
         </w:rPr>
-        <w:t>Đơn vị</w:t>
-      </w:r>
+        <w:t>Đơn</w:t>
+      </w:r>
+      <w:proofErr w:type="spellEnd"/>
+      <w:r>
+        <w:rPr>
+          <w:rFonts w:ascii="Times New Roman" w:hAnsi="Times New Roman" w:cs="Times New Roman"/>
+          <w:b/>
+          <w:highlight w:val="white"/>
+        </w:rPr>
+        <w:t xml:space="preserve"> </w:t>
+      </w:r>
+      <w:proofErr w:type="spellStart"/>
+      <w:r>
+        <w:rPr>
+          <w:rFonts w:ascii="Times New Roman" w:hAnsi="Times New Roman" w:cs="Times New Roman"/>
+          <w:b/>
+          <w:highlight w:val="white"/>
+        </w:rPr>
+        <w:t>vị</w:t>
+      </w:r>
+      <w:proofErr w:type="spellEnd"/>
       <w:r>
         <w:rPr>
           <w:rFonts w:ascii="Times New Roman" w:hAnsi="Times New Roman" w:cs="Times New Roman"/>
@@ -58,26 +78,37 @@
         </w:rPr>
         <w:tab/>
       </w:r>
-      <w:r>
-        <w:rPr>
-          <w:rFonts w:ascii="Times New Roman" w:hAnsi="Times New Roman" w:cs="Times New Roman"/>
-          <w:b/>
-        </w:rPr>
-        <w:t xml:space="preserve">Mẫu số 01 </w:t>
-      </w:r>
-      <w:r>
-        <w:rPr>
-          <w:rFonts w:ascii="Times New Roman" w:hAnsi="Times New Roman" w:cs="Times New Roman"/>
-          <w:b/>
-        </w:rPr>
-        <w:t>–</w:t>
-      </w:r>
-      <w:r>
-        <w:rPr>
-          <w:rFonts w:ascii="Times New Roman" w:hAnsi="Times New Roman" w:cs="Times New Roman"/>
-          <w:b/>
-        </w:rPr>
-        <w:t xml:space="preserve"> VT</w:t>
+      <w:proofErr w:type="spellStart"/>
+      <w:r>
+        <w:rPr>
+          <w:rFonts w:ascii="Times New Roman" w:hAnsi="Times New Roman" w:cs="Times New Roman"/>
+          <w:b/>
+        </w:rPr>
+        <w:t>Mẫu</w:t>
+      </w:r>
+      <w:proofErr w:type="spellEnd"/>
+      <w:r>
+        <w:rPr>
+          <w:rFonts w:ascii="Times New Roman" w:hAnsi="Times New Roman" w:cs="Times New Roman"/>
+          <w:b/>
+        </w:rPr>
+        <w:t xml:space="preserve"> </w:t>
+      </w:r>
+      <w:proofErr w:type="spellStart"/>
+      <w:r>
+        <w:rPr>
+          <w:rFonts w:ascii="Times New Roman" w:hAnsi="Times New Roman" w:cs="Times New Roman"/>
+          <w:b/>
+        </w:rPr>
+        <w:t>số</w:t>
+      </w:r>
+      <w:proofErr w:type="spellEnd"/>
+      <w:r>
+        <w:rPr>
+          <w:rFonts w:ascii="Times New Roman" w:hAnsi="Times New Roman" w:cs="Times New Roman"/>
+          <w:b/>
+        </w:rPr>
+        <w:t xml:space="preserve"> 01 – VT</w:t>
       </w:r>
     </w:p>
     <w:p>
@@ -96,25 +127,6 @@
       <w:r>
         <w:rPr>
           <w:rFonts w:ascii="Times New Roman" w:hAnsi="Times New Roman" w:cs="Times New Roman"/>
-          <w:b/>
-        </w:rPr>
-        <w:t>Bộ phận:</w:t>
-      </w:r>
-      <w:r>
-        <w:rPr>
-          <w:rFonts w:ascii="Times New Roman" w:hAnsi="Times New Roman" w:cs="Times New Roman"/>
-        </w:rPr>
-        <w:t xml:space="preserve"> </w:t>
-      </w:r>
-      <w:r>
-        <w:rPr>
-          <w:rFonts w:ascii="Times New Roman" w:hAnsi="Times New Roman" w:cs="Times New Roman"/>
-        </w:rPr>
-        <w:t>${departmentName}</w:t>
-      </w:r>
-      <w:r>
-        <w:rPr>
-          <w:rFonts w:ascii="Times New Roman" w:hAnsi="Times New Roman" w:cs="Times New Roman"/>
           <w:bCs/>
           <w:sz w:val="26"/>
           <w:szCs w:val="26"/>
@@ -125,7 +137,63 @@
         <w:rPr>
           <w:rFonts w:ascii="Times New Roman" w:hAnsi="Times New Roman" w:cs="Times New Roman"/>
         </w:rPr>
-        <w:t xml:space="preserve">(Ban hành theo Thông tư số133/2016/TT-BTC </w:t>
+        <w:t xml:space="preserve">(Ban </w:t>
+      </w:r>
+      <w:proofErr w:type="spellStart"/>
+      <w:r>
+        <w:rPr>
+          <w:rFonts w:ascii="Times New Roman" w:hAnsi="Times New Roman" w:cs="Times New Roman"/>
+        </w:rPr>
+        <w:t>hành</w:t>
+      </w:r>
+      <w:proofErr w:type="spellEnd"/>
+      <w:r>
+        <w:rPr>
+          <w:rFonts w:ascii="Times New Roman" w:hAnsi="Times New Roman" w:cs="Times New Roman"/>
+        </w:rPr>
+        <w:t xml:space="preserve"> </w:t>
+      </w:r>
+      <w:proofErr w:type="spellStart"/>
+      <w:r>
+        <w:rPr>
+          <w:rFonts w:ascii="Times New Roman" w:hAnsi="Times New Roman" w:cs="Times New Roman"/>
+        </w:rPr>
+        <w:t>theo</w:t>
+      </w:r>
+      <w:proofErr w:type="spellEnd"/>
+      <w:r>
+        <w:rPr>
+          <w:rFonts w:ascii="Times New Roman" w:hAnsi="Times New Roman" w:cs="Times New Roman"/>
+        </w:rPr>
+        <w:t xml:space="preserve"> </w:t>
+      </w:r>
+      <w:proofErr w:type="spellStart"/>
+      <w:r>
+        <w:rPr>
+          <w:rFonts w:ascii="Times New Roman" w:hAnsi="Times New Roman" w:cs="Times New Roman"/>
+        </w:rPr>
+        <w:t>Thông</w:t>
+      </w:r>
+      <w:proofErr w:type="spellEnd"/>
+      <w:r>
+        <w:rPr>
+          <w:rFonts w:ascii="Times New Roman" w:hAnsi="Times New Roman" w:cs="Times New Roman"/>
+        </w:rPr>
+        <w:t xml:space="preserve"> </w:t>
+      </w:r>
+      <w:proofErr w:type="spellStart"/>
+      <w:r>
+        <w:rPr>
+          <w:rFonts w:ascii="Times New Roman" w:hAnsi="Times New Roman" w:cs="Times New Roman"/>
+        </w:rPr>
+        <w:t>tư</w:t>
+      </w:r>
+      <w:proofErr w:type="spellEnd"/>
+      <w:r>
+        <w:rPr>
+          <w:rFonts w:ascii="Times New Roman" w:hAnsi="Times New Roman" w:cs="Times New Roman"/>
+        </w:rPr>
+        <w:t xml:space="preserve"> số133/2016/TT-BTC </w:t>
       </w:r>
       <w:r>
         <w:rPr>
@@ -133,11 +201,75 @@
         </w:rPr>
         <w:br/>
       </w:r>
-      <w:r>
-        <w:rPr>
-          <w:rFonts w:ascii="Times New Roman" w:hAnsi="Times New Roman" w:cs="Times New Roman"/>
-        </w:rPr>
-        <w:t>ngày 26/8/2016 của Bộ Tài chính)</w:t>
+      <w:proofErr w:type="spellStart"/>
+      <w:r>
+        <w:rPr>
+          <w:rFonts w:ascii="Times New Roman" w:hAnsi="Times New Roman" w:cs="Times New Roman"/>
+        </w:rPr>
+        <w:t>ngày</w:t>
+      </w:r>
+      <w:proofErr w:type="spellEnd"/>
+      <w:r>
+        <w:rPr>
+          <w:rFonts w:ascii="Times New Roman" w:hAnsi="Times New Roman" w:cs="Times New Roman"/>
+        </w:rPr>
+        <w:t xml:space="preserve"> 26/8/2016 </w:t>
+      </w:r>
+      <w:proofErr w:type="spellStart"/>
+      <w:r>
+        <w:rPr>
+          <w:rFonts w:ascii="Times New Roman" w:hAnsi="Times New Roman" w:cs="Times New Roman"/>
+        </w:rPr>
+        <w:t>của</w:t>
+      </w:r>
+      <w:proofErr w:type="spellEnd"/>
+      <w:r>
+        <w:rPr>
+          <w:rFonts w:ascii="Times New Roman" w:hAnsi="Times New Roman" w:cs="Times New Roman"/>
+        </w:rPr>
+        <w:t xml:space="preserve"> </w:t>
+      </w:r>
+      <w:proofErr w:type="spellStart"/>
+      <w:r>
+        <w:rPr>
+          <w:rFonts w:ascii="Times New Roman" w:hAnsi="Times New Roman" w:cs="Times New Roman"/>
+        </w:rPr>
+        <w:t>Bộ</w:t>
+      </w:r>
+      <w:proofErr w:type="spellEnd"/>
+      <w:r>
+        <w:rPr>
+          <w:rFonts w:ascii="Times New Roman" w:hAnsi="Times New Roman" w:cs="Times New Roman"/>
+        </w:rPr>
+        <w:t xml:space="preserve"> </w:t>
+      </w:r>
+      <w:proofErr w:type="spellStart"/>
+      <w:r>
+        <w:rPr>
+          <w:rFonts w:ascii="Times New Roman" w:hAnsi="Times New Roman" w:cs="Times New Roman"/>
+        </w:rPr>
+        <w:t>Tài</w:t>
+      </w:r>
+      <w:proofErr w:type="spellEnd"/>
+      <w:r>
+        <w:rPr>
+          <w:rFonts w:ascii="Times New Roman" w:hAnsi="Times New Roman" w:cs="Times New Roman"/>
+        </w:rPr>
+        <w:t xml:space="preserve"> </w:t>
+      </w:r>
+      <w:proofErr w:type="spellStart"/>
+      <w:r>
+        <w:rPr>
+          <w:rFonts w:ascii="Times New Roman" w:hAnsi="Times New Roman" w:cs="Times New Roman"/>
+        </w:rPr>
+        <w:t>chính</w:t>
+      </w:r>
+      <w:proofErr w:type="spellEnd"/>
+      <w:r>
+        <w:rPr>
+          <w:rFonts w:ascii="Times New Roman" w:hAnsi="Times New Roman" w:cs="Times New Roman"/>
+        </w:rPr>
+        <w:t>)</w:t>
       </w:r>
     </w:p>
     <w:p>
@@ -150,6 +282,7 @@
           <w:szCs w:val="30"/>
         </w:rPr>
       </w:pPr>
+      <w:proofErr w:type="spellStart"/>
       <w:r>
         <w:rPr>
           <w:rFonts w:ascii="Times New Roman" w:hAnsi="Times New Roman" w:cs="Times New Roman"/>
@@ -157,8 +290,9 @@
           <w:sz w:val="30"/>
           <w:szCs w:val="30"/>
         </w:rPr>
-        <w:t xml:space="preserve">Phiếu </w:t>
-      </w:r>
+        <w:t>Phiếu</w:t>
+      </w:r>
+      <w:proofErr w:type="spellEnd"/>
       <w:r>
         <w:rPr>
           <w:rFonts w:ascii="Times New Roman" w:hAnsi="Times New Roman" w:cs="Times New Roman"/>
@@ -166,8 +300,9 @@
           <w:sz w:val="30"/>
           <w:szCs w:val="30"/>
         </w:rPr>
-        <w:t>nhập</w:t>
-      </w:r>
+        <w:t xml:space="preserve"> </w:t>
+      </w:r>
+      <w:proofErr w:type="spellStart"/>
       <w:r>
         <w:rPr>
           <w:rFonts w:ascii="Times New Roman" w:hAnsi="Times New Roman" w:cs="Times New Roman"/>
@@ -175,26 +310,56 @@
           <w:sz w:val="30"/>
           <w:szCs w:val="30"/>
         </w:rPr>
-        <w:t xml:space="preserve"> kho</w:t>
-      </w:r>
+        <w:t>nhập</w:t>
+      </w:r>
+      <w:proofErr w:type="spellEnd"/>
+      <w:r>
+        <w:rPr>
+          <w:rFonts w:ascii="Times New Roman" w:hAnsi="Times New Roman" w:cs="Times New Roman"/>
+          <w:b/>
+          <w:sz w:val="30"/>
+          <w:szCs w:val="30"/>
+        </w:rPr>
+        <w:t xml:space="preserve"> </w:t>
+      </w:r>
+      <w:proofErr w:type="spellStart"/>
+      <w:r>
+        <w:rPr>
+          <w:rFonts w:ascii="Times New Roman" w:hAnsi="Times New Roman" w:cs="Times New Roman"/>
+          <w:b/>
+          <w:sz w:val="30"/>
+          <w:szCs w:val="30"/>
+        </w:rPr>
+        <w:t>kho</w:t>
+      </w:r>
+      <w:proofErr w:type="spellEnd"/>
     </w:p>
     <w:p>
       <w:pPr>
         <w:spacing w:before="120"/>
         <w:ind w:left="2520"/>
       </w:pPr>
+      <w:proofErr w:type="spellStart"/>
       <w:r>
         <w:rPr>
           <w:rFonts w:ascii="Times New Roman" w:hAnsi="Times New Roman" w:cs="Times New Roman"/>
           <w:bCs/>
         </w:rPr>
-        <w:t xml:space="preserve">Ngày </w:t>
-      </w:r>
+        <w:t>Ngày</w:t>
+      </w:r>
+      <w:proofErr w:type="spellEnd"/>
       <w:r>
         <w:rPr>
           <w:rFonts w:ascii="Times New Roman" w:hAnsi="Times New Roman" w:cs="Times New Roman"/>
           <w:bCs/>
         </w:rPr>
+        <w:t xml:space="preserve"> </w:t>
+      </w:r>
+      <w:r>
+        <w:rPr>
+          <w:rFonts w:ascii="Times New Roman" w:hAnsi="Times New Roman" w:cs="Times New Roman"/>
+          <w:bCs/>
+        </w:rPr>
         <w:t>${day}</w:t>
       </w:r>
       <w:r>
@@ -204,18 +369,27 @@
         </w:rPr>
         <w:t xml:space="preserve"> </w:t>
       </w:r>
+      <w:proofErr w:type="spellStart"/>
       <w:r>
         <w:rPr>
           <w:rFonts w:ascii="Times New Roman" w:hAnsi="Times New Roman" w:cs="Times New Roman"/>
           <w:bCs/>
         </w:rPr>
-        <w:t xml:space="preserve">tháng </w:t>
-      </w:r>
+        <w:t>tháng</w:t>
+      </w:r>
+      <w:proofErr w:type="spellEnd"/>
       <w:r>
         <w:rPr>
           <w:rFonts w:ascii="Times New Roman" w:hAnsi="Times New Roman" w:cs="Times New Roman"/>
           <w:bCs/>
         </w:rPr>
+        <w:t xml:space="preserve"> </w:t>
+      </w:r>
+      <w:r>
+        <w:rPr>
+          <w:rFonts w:ascii="Times New Roman" w:hAnsi="Times New Roman" w:cs="Times New Roman"/>
+          <w:bCs/>
+        </w:rPr>
         <w:t>${</w:t>
       </w:r>
       <w:r>
@@ -237,13 +411,29 @@
           <w:rFonts w:ascii="Times New Roman" w:hAnsi="Times New Roman" w:cs="Times New Roman"/>
           <w:bCs/>
         </w:rPr>
-        <w:t xml:space="preserve"> năm </w:t>
-      </w:r>
+        <w:t xml:space="preserve"> </w:t>
+      </w:r>
+      <w:proofErr w:type="spellStart"/>
       <w:r>
         <w:rPr>
           <w:rFonts w:ascii="Times New Roman" w:hAnsi="Times New Roman" w:cs="Times New Roman"/>
           <w:bCs/>
         </w:rPr>
+        <w:t>năm</w:t>
+      </w:r>
+      <w:proofErr w:type="spellEnd"/>
+      <w:r>
+        <w:rPr>
+          <w:rFonts w:ascii="Times New Roman" w:hAnsi="Times New Roman" w:cs="Times New Roman"/>
+          <w:bCs/>
+        </w:rPr>
+        <w:t xml:space="preserve"> </w:t>
+      </w:r>
+      <w:r>
+        <w:rPr>
+          <w:rFonts w:ascii="Times New Roman" w:hAnsi="Times New Roman" w:cs="Times New Roman"/>
+          <w:bCs/>
+        </w:rPr>
         <w:t>${</w:t>
       </w:r>
       <w:r>
@@ -274,8 +464,13 @@
         </w:rPr>
         <w:tab/>
       </w:r>
-      <w:r>
-        <w:t>Nợ ……………………</w:t>
+      <w:proofErr w:type="spellStart"/>
+      <w:r>
+        <w:t>Nợ</w:t>
+      </w:r>
+      <w:proofErr w:type="spellEnd"/>
+      <w:r>
+        <w:t xml:space="preserve"> ……………………</w:t>
       </w:r>
     </w:p>
     <w:p>
@@ -289,11 +484,13 @@
           <w:bCs/>
         </w:rPr>
       </w:pPr>
-      <w:r>
-        <w:t>Số: ………………………</w:t>
-      </w:r>
-      <w:r>
-        <w:t>……</w:t>
+      <w:proofErr w:type="spellStart"/>
+      <w:r>
+        <w:t>Số</w:t>
+      </w:r>
+      <w:proofErr w:type="spellEnd"/>
+      <w:r>
+        <w:t>: ……………………………</w:t>
       </w:r>
       <w:r>
         <w:tab/>
@@ -307,8 +504,13 @@
       <w:r>
         <w:tab/>
       </w:r>
-      <w:r>
-        <w:t>Có …………………….</w:t>
+      <w:proofErr w:type="spellStart"/>
+      <w:r>
+        <w:t>Có</w:t>
+      </w:r>
+      <w:proofErr w:type="spellEnd"/>
+      <w:r>
+        <w:t xml:space="preserve"> …………………….</w:t>
       </w:r>
     </w:p>
     <w:p>
@@ -334,8 +536,72 @@
         <w:rPr>
           <w:rFonts w:ascii="Times New Roman" w:hAnsi="Times New Roman" w:cs="Times New Roman"/>
         </w:rPr>
-        <w:t>- Họ và tên người giao</w:t>
-      </w:r>
+        <w:t xml:space="preserve">- </w:t>
+      </w:r>
+      <w:proofErr w:type="spellStart"/>
+      <w:r>
+        <w:rPr>
+          <w:rFonts w:ascii="Times New Roman" w:hAnsi="Times New Roman" w:cs="Times New Roman"/>
+        </w:rPr>
+        <w:t>Họ</w:t>
+      </w:r>
+      <w:proofErr w:type="spellEnd"/>
+      <w:r>
+        <w:rPr>
+          <w:rFonts w:ascii="Times New Roman" w:hAnsi="Times New Roman" w:cs="Times New Roman"/>
+        </w:rPr>
+        <w:t xml:space="preserve"> </w:t>
+      </w:r>
+      <w:proofErr w:type="spellStart"/>
+      <w:r>
+        <w:rPr>
+          <w:rFonts w:ascii="Times New Roman" w:hAnsi="Times New Roman" w:cs="Times New Roman"/>
+        </w:rPr>
+        <w:t>và</w:t>
+      </w:r>
+      <w:proofErr w:type="spellEnd"/>
+      <w:r>
+        <w:rPr>
+          <w:rFonts w:ascii="Times New Roman" w:hAnsi="Times New Roman" w:cs="Times New Roman"/>
+        </w:rPr>
+        <w:t xml:space="preserve"> </w:t>
+      </w:r>
+      <w:proofErr w:type="spellStart"/>
+      <w:r>
+        <w:rPr>
+          <w:rFonts w:ascii="Times New Roman" w:hAnsi="Times New Roman" w:cs="Times New Roman"/>
+        </w:rPr>
+        <w:t>tên</w:t>
+      </w:r>
+      <w:proofErr w:type="spellEnd"/>
+      <w:r>
+        <w:rPr>
+          <w:rFonts w:ascii="Times New Roman" w:hAnsi="Times New Roman" w:cs="Times New Roman"/>
+        </w:rPr>
+        <w:t xml:space="preserve"> </w:t>
+      </w:r>
+      <w:proofErr w:type="spellStart"/>
+      <w:r>
+        <w:rPr>
+          <w:rFonts w:ascii="Times New Roman" w:hAnsi="Times New Roman" w:cs="Times New Roman"/>
+        </w:rPr>
+        <w:t>người</w:t>
+      </w:r>
+      <w:proofErr w:type="spellEnd"/>
+      <w:r>
+        <w:rPr>
+          <w:rFonts w:ascii="Times New Roman" w:hAnsi="Times New Roman" w:cs="Times New Roman"/>
+        </w:rPr>
+        <w:t xml:space="preserve"> </w:t>
+      </w:r>
+      <w:proofErr w:type="spellStart"/>
+      <w:r>
+        <w:rPr>
+          <w:rFonts w:ascii="Times New Roman" w:hAnsi="Times New Roman" w:cs="Times New Roman"/>
+        </w:rPr>
+        <w:t>giao</w:t>
+      </w:r>
+      <w:proofErr w:type="spellEnd"/>
       <w:r>
         <w:rPr>
           <w:rFonts w:ascii="Times New Roman" w:hAnsi="Times New Roman" w:cs="Times New Roman"/>
@@ -363,14 +629,30 @@
         <w:rPr>
           <w:rFonts w:ascii="Times New Roman" w:hAnsi="Times New Roman" w:cs="Times New Roman"/>
         </w:rPr>
-        <w:t>- Theo…… số……</w:t>
-      </w:r>
+        <w:t xml:space="preserve">- Theo…… </w:t>
+      </w:r>
+      <w:proofErr w:type="spellStart"/>
+      <w:r>
+        <w:rPr>
+          <w:rFonts w:ascii="Times New Roman" w:hAnsi="Times New Roman" w:cs="Times New Roman"/>
+        </w:rPr>
+        <w:t>số</w:t>
+      </w:r>
+      <w:proofErr w:type="spellEnd"/>
+      <w:r>
+        <w:rPr>
+          <w:rFonts w:ascii="Times New Roman" w:hAnsi="Times New Roman" w:cs="Times New Roman"/>
+        </w:rPr>
+        <w:t>……</w:t>
+      </w:r>
+      <w:proofErr w:type="spellStart"/>
       <w:r>
         <w:rPr>
           <w:rFonts w:ascii="Times New Roman" w:hAnsi="Times New Roman" w:cs="Times New Roman"/>
         </w:rPr>
         <w:t>ngày</w:t>
       </w:r>
+      <w:proofErr w:type="spellEnd"/>
       <w:r>
         <w:rPr>
           <w:rFonts w:ascii="Times New Roman" w:hAnsi="Times New Roman" w:cs="Times New Roman"/>
@@ -391,18 +673,27 @@
         </w:rPr>
         <w:t xml:space="preserve"> </w:t>
       </w:r>
+      <w:proofErr w:type="spellStart"/>
       <w:r>
         <w:rPr>
           <w:rFonts w:ascii="Times New Roman" w:hAnsi="Times New Roman" w:cs="Times New Roman"/>
           <w:bCs/>
         </w:rPr>
-        <w:t xml:space="preserve">tháng </w:t>
-      </w:r>
+        <w:t>tháng</w:t>
+      </w:r>
+      <w:proofErr w:type="spellEnd"/>
       <w:r>
         <w:rPr>
           <w:rFonts w:ascii="Times New Roman" w:hAnsi="Times New Roman" w:cs="Times New Roman"/>
           <w:bCs/>
         </w:rPr>
+        <w:t xml:space="preserve"> </w:t>
+      </w:r>
+      <w:r>
+        <w:rPr>
+          <w:rFonts w:ascii="Times New Roman" w:hAnsi="Times New Roman" w:cs="Times New Roman"/>
+          <w:bCs/>
+        </w:rPr>
         <w:t>${</w:t>
       </w:r>
       <w:r>
@@ -424,13 +715,29 @@
           <w:rFonts w:ascii="Times New Roman" w:hAnsi="Times New Roman" w:cs="Times New Roman"/>
           <w:bCs/>
         </w:rPr>
-        <w:t xml:space="preserve"> năm </w:t>
-      </w:r>
+        <w:t xml:space="preserve"> </w:t>
+      </w:r>
+      <w:proofErr w:type="spellStart"/>
       <w:r>
         <w:rPr>
           <w:rFonts w:ascii="Times New Roman" w:hAnsi="Times New Roman" w:cs="Times New Roman"/>
           <w:bCs/>
         </w:rPr>
+        <w:t>năm</w:t>
+      </w:r>
+      <w:proofErr w:type="spellEnd"/>
+      <w:r>
+        <w:rPr>
+          <w:rFonts w:ascii="Times New Roman" w:hAnsi="Times New Roman" w:cs="Times New Roman"/>
+          <w:bCs/>
+        </w:rPr>
+        <w:t xml:space="preserve"> </w:t>
+      </w:r>
+      <w:r>
+        <w:rPr>
+          <w:rFonts w:ascii="Times New Roman" w:hAnsi="Times New Roman" w:cs="Times New Roman"/>
+          <w:bCs/>
+        </w:rPr>
         <w:t>${</w:t>
       </w:r>
       <w:r>
@@ -454,100 +761,31 @@
         </w:rPr>
         <w:t xml:space="preserve"> </w:t>
       </w:r>
-      <w:r>
-        <w:rPr>
-          <w:rFonts w:ascii="Times New Roman" w:hAnsi="Times New Roman" w:cs="Times New Roman"/>
-        </w:rPr>
-        <w:t>của……………………………</w:t>
+      <w:proofErr w:type="spellStart"/>
+      <w:r>
+        <w:rPr>
+          <w:rFonts w:ascii="Times New Roman" w:hAnsi="Times New Roman" w:cs="Times New Roman"/>
+        </w:rPr>
+        <w:t>của</w:t>
+      </w:r>
+      <w:proofErr w:type="spellEnd"/>
+      <w:r>
+        <w:rPr>
+          <w:rFonts w:ascii="Times New Roman" w:hAnsi="Times New Roman" w:cs="Times New Roman"/>
+        </w:rPr>
+        <w:t>……………………………</w:t>
       </w:r>
       <w:r>
         <w:rPr>
           <w:rFonts w:ascii="Times New Roman" w:hAnsi="Times New Roman" w:cs="Times New Roman"/>
         </w:rPr>
         <w:tab/>
-      </w:r>
-    </w:p>
-    <w:p>
-      <w:pPr>
-        <w:tabs>
-          <w:tab w:val="left" w:leader="dot" w:pos="8280"/>
-        </w:tabs>
-        <w:spacing w:before="120"/>
-        <w:rPr>
-          <w:rFonts w:ascii="Times New Roman" w:hAnsi="Times New Roman" w:cs="Times New Roman"/>
-        </w:rPr>
-      </w:pPr>
-      <w:r>
-        <w:rPr>
-          <w:rFonts w:ascii="Times New Roman" w:hAnsi="Times New Roman" w:cs="Times New Roman"/>
-        </w:rPr>
-        <w:t xml:space="preserve">- </w:t>
-      </w:r>
-      <w:r>
-        <w:rPr>
-          <w:rFonts w:ascii="Times New Roman" w:hAnsi="Times New Roman" w:cs="Times New Roman"/>
-        </w:rPr>
-        <w:t xml:space="preserve">Nhập tại kho: </w:t>
-      </w:r>
-      <w:r>
-        <w:rPr>
-          <w:rFonts w:ascii="Times New Roman" w:hAnsi="Times New Roman" w:cs="Times New Roman"/>
-        </w:rPr>
-        <w:t>${warehouse</w:t>
-      </w:r>
-      <w:r>
-        <w:rPr>
-          <w:rFonts w:ascii="Times New Roman" w:hAnsi="Times New Roman" w:cs="Times New Roman"/>
-        </w:rPr>
-        <w:t>Name</w:t>
-      </w:r>
-      <w:r>
-        <w:rPr>
-          <w:rFonts w:ascii="Times New Roman" w:hAnsi="Times New Roman" w:cs="Times New Roman"/>
-        </w:rPr>
-        <w:t>}</w:t>
-      </w:r>
-      <w:r>
-        <w:rPr>
-          <w:rFonts w:ascii="Times New Roman" w:hAnsi="Times New Roman" w:cs="Times New Roman"/>
-        </w:rPr>
-        <w:t xml:space="preserve"> địa </w:t>
-      </w:r>
-      <w:r>
-        <w:rPr>
-          <w:rFonts w:ascii="Times New Roman" w:hAnsi="Times New Roman" w:cs="Times New Roman"/>
-        </w:rPr>
-        <w:t>chỉ</w:t>
-      </w:r>
-      <w:r>
-        <w:rPr>
-          <w:rFonts w:ascii="Times New Roman" w:hAnsi="Times New Roman" w:cs="Times New Roman"/>
-        </w:rPr>
-        <w:t xml:space="preserve">: </w:t>
-      </w:r>
-      <w:r>
-        <w:rPr>
-          <w:rFonts w:ascii="Times New Roman" w:hAnsi="Times New Roman" w:cs="Times New Roman"/>
-        </w:rPr>
-        <w:t>${warehouse</w:t>
-      </w:r>
-      <w:r>
-        <w:rPr>
-          <w:rFonts w:ascii="Times New Roman" w:hAnsi="Times New Roman" w:cs="Times New Roman"/>
-        </w:rPr>
-        <w:t>Address</w:t>
-      </w:r>
-      <w:r>
-        <w:rPr>
-          <w:rFonts w:ascii="Times New Roman" w:hAnsi="Times New Roman" w:cs="Times New Roman"/>
-        </w:rPr>
-        <w:t>}</w:t>
       </w:r>
     </w:p>
     <w:tbl>
       <w:tblPr>
-        <w:tblpPr w:leftFromText="180" w:rightFromText="180" w:vertAnchor="text" w:horzAnchor="margin" w:tblpX="115" w:tblpY="346"/>
-        <w:tblW w:w="9742" w:type="dxa"/>
+        <w:tblpPr w:leftFromText="180" w:rightFromText="180" w:vertAnchor="text" w:horzAnchor="margin" w:tblpXSpec="center" w:tblpY="767"/>
+        <w:tblW w:w="10658" w:type="dxa"/>
         <w:tblBorders>
           <w:top w:val="single" w:sz="2" w:space="0" w:color="auto"/>
           <w:left w:val="single" w:sz="2" w:space="0" w:color="auto"/>
@@ -571,11 +809,12 @@
         <w:gridCol w:w="1100"/>
         <w:gridCol w:w="1192"/>
         <w:gridCol w:w="916"/>
+        <w:gridCol w:w="916"/>
         <w:gridCol w:w="1467"/>
       </w:tblGrid>
       <w:tr>
         <w:trPr>
-          <w:trHeight w:val="427"/>
+          <w:trHeight w:val="776"/>
         </w:trPr>
         <w:tc>
           <w:tcPr>
@@ -619,14 +858,259 @@
                 <w:szCs w:val="20"/>
               </w:rPr>
             </w:pPr>
-            <w:r>
-              <w:rPr>
-                <w:rFonts w:ascii="Times New Roman" w:hAnsi="Times New Roman" w:cs="Times New Roman"/>
-                <w:sz w:val="20"/>
-                <w:szCs w:val="20"/>
-              </w:rPr>
-              <w:t xml:space="preserve">Tên, nhãn hiệu, quy cách, phẩm chất vật tư, dụng cụ sản phẩm, hàng </w:t>
-            </w:r>
+            <w:proofErr w:type="spellStart"/>
+            <w:r>
+              <w:rPr>
+                <w:rFonts w:ascii="Times New Roman" w:hAnsi="Times New Roman" w:cs="Times New Roman"/>
+                <w:sz w:val="20"/>
+                <w:szCs w:val="20"/>
+              </w:rPr>
+              <w:t>Tên</w:t>
+            </w:r>
+            <w:proofErr w:type="spellEnd"/>
+            <w:r>
+              <w:rPr>
+                <w:rFonts w:ascii="Times New Roman" w:hAnsi="Times New Roman" w:cs="Times New Roman"/>
+                <w:sz w:val="20"/>
+                <w:szCs w:val="20"/>
+              </w:rPr>
+              <w:t xml:space="preserve">, </w:t>
+            </w:r>
+            <w:proofErr w:type="spellStart"/>
+            <w:r>
+              <w:rPr>
+                <w:rFonts w:ascii="Times New Roman" w:hAnsi="Times New Roman" w:cs="Times New Roman"/>
+                <w:sz w:val="20"/>
+                <w:szCs w:val="20"/>
+              </w:rPr>
+              <w:t>nhãn</w:t>
+            </w:r>
+            <w:proofErr w:type="spellEnd"/>
+            <w:r>
+              <w:rPr>
+                <w:rFonts w:ascii="Times New Roman" w:hAnsi="Times New Roman" w:cs="Times New Roman"/>
+                <w:sz w:val="20"/>
+                <w:szCs w:val="20"/>
+              </w:rPr>
+              <w:t xml:space="preserve"> </w:t>
+            </w:r>
+            <w:proofErr w:type="spellStart"/>
+            <w:r>
+              <w:rPr>
+                <w:rFonts w:ascii="Times New Roman" w:hAnsi="Times New Roman" w:cs="Times New Roman"/>
+                <w:sz w:val="20"/>
+                <w:szCs w:val="20"/>
+              </w:rPr>
+              <w:t>hiệu</w:t>
+            </w:r>
+            <w:proofErr w:type="spellEnd"/>
+            <w:r>
+              <w:rPr>
+                <w:rFonts w:ascii="Times New Roman" w:hAnsi="Times New Roman" w:cs="Times New Roman"/>
+                <w:sz w:val="20"/>
+                <w:szCs w:val="20"/>
+              </w:rPr>
+              <w:t xml:space="preserve">, </w:t>
+            </w:r>
+            <w:proofErr w:type="spellStart"/>
+            <w:r>
+              <w:rPr>
+                <w:rFonts w:ascii="Times New Roman" w:hAnsi="Times New Roman" w:cs="Times New Roman"/>
+                <w:sz w:val="20"/>
+                <w:szCs w:val="20"/>
+              </w:rPr>
+              <w:t>quy</w:t>
+            </w:r>
+            <w:proofErr w:type="spellEnd"/>
+            <w:r>
+              <w:rPr>
+                <w:rFonts w:ascii="Times New Roman" w:hAnsi="Times New Roman" w:cs="Times New Roman"/>
+                <w:sz w:val="20"/>
+                <w:szCs w:val="20"/>
+              </w:rPr>
+              <w:t xml:space="preserve"> </w:t>
+            </w:r>
+            <w:proofErr w:type="spellStart"/>
+            <w:r>
+              <w:rPr>
+                <w:rFonts w:ascii="Times New Roman" w:hAnsi="Times New Roman" w:cs="Times New Roman"/>
+                <w:sz w:val="20"/>
+                <w:szCs w:val="20"/>
+              </w:rPr>
+              <w:t>cách</w:t>
+            </w:r>
+            <w:proofErr w:type="spellEnd"/>
+            <w:r>
+              <w:rPr>
+                <w:rFonts w:ascii="Times New Roman" w:hAnsi="Times New Roman" w:cs="Times New Roman"/>
+                <w:sz w:val="20"/>
+                <w:szCs w:val="20"/>
+              </w:rPr>
+              <w:t xml:space="preserve">, </w:t>
+            </w:r>
+            <w:proofErr w:type="spellStart"/>
+            <w:r>
+              <w:rPr>
+                <w:rFonts w:ascii="Times New Roman" w:hAnsi="Times New Roman" w:cs="Times New Roman"/>
+                <w:sz w:val="20"/>
+                <w:szCs w:val="20"/>
+              </w:rPr>
+              <w:t>phẩm</w:t>
+            </w:r>
+            <w:proofErr w:type="spellEnd"/>
+            <w:r>
+              <w:rPr>
+                <w:rFonts w:ascii="Times New Roman" w:hAnsi="Times New Roman" w:cs="Times New Roman"/>
+                <w:sz w:val="20"/>
+                <w:szCs w:val="20"/>
+              </w:rPr>
+              <w:t xml:space="preserve"> </w:t>
+            </w:r>
+            <w:proofErr w:type="spellStart"/>
+            <w:r>
+              <w:rPr>
+                <w:rFonts w:ascii="Times New Roman" w:hAnsi="Times New Roman" w:cs="Times New Roman"/>
+                <w:sz w:val="20"/>
+                <w:szCs w:val="20"/>
+              </w:rPr>
+              <w:t>chất</w:t>
+            </w:r>
+            <w:proofErr w:type="spellEnd"/>
+            <w:r>
+              <w:rPr>
+                <w:rFonts w:ascii="Times New Roman" w:hAnsi="Times New Roman" w:cs="Times New Roman"/>
+                <w:sz w:val="20"/>
+                <w:szCs w:val="20"/>
+              </w:rPr>
+              <w:t xml:space="preserve"> </w:t>
+            </w:r>
+            <w:proofErr w:type="spellStart"/>
+            <w:r>
+              <w:rPr>
+                <w:rFonts w:ascii="Times New Roman" w:hAnsi="Times New Roman" w:cs="Times New Roman"/>
+                <w:sz w:val="20"/>
+                <w:szCs w:val="20"/>
+              </w:rPr>
+              <w:t>vật</w:t>
+            </w:r>
+            <w:proofErr w:type="spellEnd"/>
+            <w:r>
+              <w:rPr>
+                <w:rFonts w:ascii="Times New Roman" w:hAnsi="Times New Roman" w:cs="Times New Roman"/>
+                <w:sz w:val="20"/>
+                <w:szCs w:val="20"/>
+              </w:rPr>
+              <w:t xml:space="preserve"> </w:t>
+            </w:r>
+            <w:proofErr w:type="spellStart"/>
+            <w:r>
+              <w:rPr>
+                <w:rFonts w:ascii="Times New Roman" w:hAnsi="Times New Roman" w:cs="Times New Roman"/>
+                <w:sz w:val="20"/>
+                <w:szCs w:val="20"/>
+              </w:rPr>
+              <w:t>tư</w:t>
+            </w:r>
+            <w:proofErr w:type="spellEnd"/>
+            <w:r>
+              <w:rPr>
+                <w:rFonts w:ascii="Times New Roman" w:hAnsi="Times New Roman" w:cs="Times New Roman"/>
+                <w:sz w:val="20"/>
+                <w:szCs w:val="20"/>
+              </w:rPr>
+              <w:t xml:space="preserve">, </w:t>
+            </w:r>
+            <w:proofErr w:type="spellStart"/>
+            <w:r>
+              <w:rPr>
+                <w:rFonts w:ascii="Times New Roman" w:hAnsi="Times New Roman" w:cs="Times New Roman"/>
+                <w:sz w:val="20"/>
+                <w:szCs w:val="20"/>
+              </w:rPr>
+              <w:t>dụng</w:t>
+            </w:r>
+            <w:proofErr w:type="spellEnd"/>
+            <w:r>
+              <w:rPr>
+                <w:rFonts w:ascii="Times New Roman" w:hAnsi="Times New Roman" w:cs="Times New Roman"/>
+                <w:sz w:val="20"/>
+                <w:szCs w:val="20"/>
+              </w:rPr>
+              <w:t xml:space="preserve"> </w:t>
+            </w:r>
+            <w:proofErr w:type="spellStart"/>
+            <w:r>
+              <w:rPr>
+                <w:rFonts w:ascii="Times New Roman" w:hAnsi="Times New Roman" w:cs="Times New Roman"/>
+                <w:sz w:val="20"/>
+                <w:szCs w:val="20"/>
+              </w:rPr>
+              <w:t>cụ</w:t>
+            </w:r>
+            <w:proofErr w:type="spellEnd"/>
+            <w:r>
+              <w:rPr>
+                <w:rFonts w:ascii="Times New Roman" w:hAnsi="Times New Roman" w:cs="Times New Roman"/>
+                <w:sz w:val="20"/>
+                <w:szCs w:val="20"/>
+              </w:rPr>
+              <w:t xml:space="preserve"> </w:t>
+            </w:r>
+            <w:proofErr w:type="spellStart"/>
+            <w:r>
+              <w:rPr>
+                <w:rFonts w:ascii="Times New Roman" w:hAnsi="Times New Roman" w:cs="Times New Roman"/>
+                <w:sz w:val="20"/>
+                <w:szCs w:val="20"/>
+              </w:rPr>
+              <w:t>sản</w:t>
+            </w:r>
+            <w:proofErr w:type="spellEnd"/>
+            <w:r>
+              <w:rPr>
+                <w:rFonts w:ascii="Times New Roman" w:hAnsi="Times New Roman" w:cs="Times New Roman"/>
+                <w:sz w:val="20"/>
+                <w:szCs w:val="20"/>
+              </w:rPr>
+              <w:t xml:space="preserve"> </w:t>
+            </w:r>
+            <w:proofErr w:type="spellStart"/>
+            <w:r>
+              <w:rPr>
+                <w:rFonts w:ascii="Times New Roman" w:hAnsi="Times New Roman" w:cs="Times New Roman"/>
+                <w:sz w:val="20"/>
+                <w:szCs w:val="20"/>
+              </w:rPr>
+              <w:t>phẩm</w:t>
+            </w:r>
+            <w:proofErr w:type="spellEnd"/>
+            <w:r>
+              <w:rPr>
+                <w:rFonts w:ascii="Times New Roman" w:hAnsi="Times New Roman" w:cs="Times New Roman"/>
+                <w:sz w:val="20"/>
+                <w:szCs w:val="20"/>
+              </w:rPr>
+              <w:t xml:space="preserve">, </w:t>
+            </w:r>
+            <w:proofErr w:type="spellStart"/>
+            <w:r>
+              <w:rPr>
+                <w:rFonts w:ascii="Times New Roman" w:hAnsi="Times New Roman" w:cs="Times New Roman"/>
+                <w:sz w:val="20"/>
+                <w:szCs w:val="20"/>
+              </w:rPr>
+              <w:t>hàng</w:t>
+            </w:r>
+            <w:proofErr w:type="spellEnd"/>
+            <w:r>
+              <w:rPr>
+                <w:rFonts w:ascii="Times New Roman" w:hAnsi="Times New Roman" w:cs="Times New Roman"/>
+                <w:sz w:val="20"/>
+                <w:szCs w:val="20"/>
+              </w:rPr>
+              <w:t xml:space="preserve"> </w:t>
+            </w:r>
+            <w:proofErr w:type="spellStart"/>
             <w:r>
               <w:rPr>
                 <w:rFonts w:ascii="Times New Roman" w:hAnsi="Times New Roman" w:cs="Times New Roman"/>
@@ -636,6 +1120,7 @@
               </w:rPr>
               <w:t>hóa</w:t>
             </w:r>
+            <w:proofErr w:type="spellEnd"/>
           </w:p>
         </w:tc>
         <w:tc>
@@ -654,14 +1139,34 @@
                 <w:szCs w:val="20"/>
               </w:rPr>
             </w:pPr>
-            <w:r>
-              <w:rPr>
-                <w:rFonts w:ascii="Times New Roman" w:hAnsi="Times New Roman" w:cs="Times New Roman"/>
-                <w:sz w:val="20"/>
-                <w:szCs w:val="20"/>
-              </w:rPr>
-              <w:t>Mã số</w:t>
-            </w:r>
+            <w:proofErr w:type="spellStart"/>
+            <w:r>
+              <w:rPr>
+                <w:rFonts w:ascii="Times New Roman" w:hAnsi="Times New Roman" w:cs="Times New Roman"/>
+                <w:sz w:val="20"/>
+                <w:szCs w:val="20"/>
+              </w:rPr>
+              <w:t>Mã</w:t>
+            </w:r>
+            <w:proofErr w:type="spellEnd"/>
+            <w:r>
+              <w:rPr>
+                <w:rFonts w:ascii="Times New Roman" w:hAnsi="Times New Roman" w:cs="Times New Roman"/>
+                <w:sz w:val="20"/>
+                <w:szCs w:val="20"/>
+              </w:rPr>
+              <w:t xml:space="preserve"> </w:t>
+            </w:r>
+            <w:proofErr w:type="spellStart"/>
+            <w:r>
+              <w:rPr>
+                <w:rFonts w:ascii="Times New Roman" w:hAnsi="Times New Roman" w:cs="Times New Roman"/>
+                <w:sz w:val="20"/>
+                <w:szCs w:val="20"/>
+              </w:rPr>
+              <w:t>số</w:t>
+            </w:r>
+            <w:proofErr w:type="spellEnd"/>
           </w:p>
         </w:tc>
         <w:tc>
@@ -680,20 +1185,58 @@
                 <w:szCs w:val="20"/>
               </w:rPr>
             </w:pPr>
-            <w:r>
-              <w:rPr>
-                <w:rFonts w:ascii="Times New Roman" w:hAnsi="Times New Roman" w:cs="Times New Roman"/>
-                <w:sz w:val="20"/>
-                <w:szCs w:val="20"/>
-              </w:rPr>
-              <w:t>Đơn vị tính</w:t>
-            </w:r>
+            <w:proofErr w:type="spellStart"/>
+            <w:r>
+              <w:rPr>
+                <w:rFonts w:ascii="Times New Roman" w:hAnsi="Times New Roman" w:cs="Times New Roman"/>
+                <w:sz w:val="20"/>
+                <w:szCs w:val="20"/>
+              </w:rPr>
+              <w:t>Đơn</w:t>
+            </w:r>
+            <w:proofErr w:type="spellEnd"/>
+            <w:r>
+              <w:rPr>
+                <w:rFonts w:ascii="Times New Roman" w:hAnsi="Times New Roman" w:cs="Times New Roman"/>
+                <w:sz w:val="20"/>
+                <w:szCs w:val="20"/>
+              </w:rPr>
+              <w:t xml:space="preserve"> </w:t>
+            </w:r>
+            <w:proofErr w:type="spellStart"/>
+            <w:r>
+              <w:rPr>
+                <w:rFonts w:ascii="Times New Roman" w:hAnsi="Times New Roman" w:cs="Times New Roman"/>
+                <w:sz w:val="20"/>
+                <w:szCs w:val="20"/>
+              </w:rPr>
+              <w:t>vị</w:t>
+            </w:r>
+            <w:proofErr w:type="spellEnd"/>
+            <w:r>
+              <w:rPr>
+                <w:rFonts w:ascii="Times New Roman" w:hAnsi="Times New Roman" w:cs="Times New Roman"/>
+                <w:sz w:val="20"/>
+                <w:szCs w:val="20"/>
+              </w:rPr>
+              <w:t xml:space="preserve"> </w:t>
+            </w:r>
+            <w:proofErr w:type="spellStart"/>
+            <w:r>
+              <w:rPr>
+                <w:rFonts w:ascii="Times New Roman" w:hAnsi="Times New Roman" w:cs="Times New Roman"/>
+                <w:sz w:val="20"/>
+                <w:szCs w:val="20"/>
+              </w:rPr>
+              <w:t>tính</w:t>
+            </w:r>
+            <w:proofErr w:type="spellEnd"/>
           </w:p>
         </w:tc>
         <w:tc>
           <w:tcPr>
-            <w:tcW w:w="2292" w:type="dxa"/>
-            <w:gridSpan w:val="2"/>
+            <w:tcW w:w="3208" w:type="dxa"/>
+            <w:gridSpan w:val="3"/>
             <w:vAlign w:val="center"/>
           </w:tcPr>
           <w:p>
@@ -706,14 +1249,34 @@
                 <w:szCs w:val="20"/>
               </w:rPr>
             </w:pPr>
-            <w:r>
-              <w:rPr>
-                <w:rFonts w:ascii="Times New Roman" w:hAnsi="Times New Roman" w:cs="Times New Roman"/>
-                <w:sz w:val="20"/>
-                <w:szCs w:val="20"/>
-              </w:rPr>
-              <w:t>Số lượng</w:t>
-            </w:r>
+            <w:proofErr w:type="spellStart"/>
+            <w:r>
+              <w:rPr>
+                <w:rFonts w:ascii="Times New Roman" w:hAnsi="Times New Roman" w:cs="Times New Roman"/>
+                <w:sz w:val="20"/>
+                <w:szCs w:val="20"/>
+              </w:rPr>
+              <w:t>Số</w:t>
+            </w:r>
+            <w:proofErr w:type="spellEnd"/>
+            <w:r>
+              <w:rPr>
+                <w:rFonts w:ascii="Times New Roman" w:hAnsi="Times New Roman" w:cs="Times New Roman"/>
+                <w:sz w:val="20"/>
+                <w:szCs w:val="20"/>
+              </w:rPr>
+              <w:t xml:space="preserve"> </w:t>
+            </w:r>
+            <w:proofErr w:type="spellStart"/>
+            <w:r>
+              <w:rPr>
+                <w:rFonts w:ascii="Times New Roman" w:hAnsi="Times New Roman" w:cs="Times New Roman"/>
+                <w:sz w:val="20"/>
+                <w:szCs w:val="20"/>
+              </w:rPr>
+              <w:t>lượng</w:t>
+            </w:r>
+            <w:proofErr w:type="spellEnd"/>
           </w:p>
         </w:tc>
         <w:tc>
@@ -732,14 +1295,34 @@
                 <w:szCs w:val="20"/>
               </w:rPr>
             </w:pPr>
-            <w:r>
-              <w:rPr>
-                <w:rFonts w:ascii="Times New Roman" w:hAnsi="Times New Roman" w:cs="Times New Roman"/>
-                <w:sz w:val="20"/>
-                <w:szCs w:val="20"/>
-              </w:rPr>
-              <w:t>Đơn giá</w:t>
-            </w:r>
+            <w:proofErr w:type="spellStart"/>
+            <w:r>
+              <w:rPr>
+                <w:rFonts w:ascii="Times New Roman" w:hAnsi="Times New Roman" w:cs="Times New Roman"/>
+                <w:sz w:val="20"/>
+                <w:szCs w:val="20"/>
+              </w:rPr>
+              <w:t>Đơn</w:t>
+            </w:r>
+            <w:proofErr w:type="spellEnd"/>
+            <w:r>
+              <w:rPr>
+                <w:rFonts w:ascii="Times New Roman" w:hAnsi="Times New Roman" w:cs="Times New Roman"/>
+                <w:sz w:val="20"/>
+                <w:szCs w:val="20"/>
+              </w:rPr>
+              <w:t xml:space="preserve"> </w:t>
+            </w:r>
+            <w:proofErr w:type="spellStart"/>
+            <w:r>
+              <w:rPr>
+                <w:rFonts w:ascii="Times New Roman" w:hAnsi="Times New Roman" w:cs="Times New Roman"/>
+                <w:sz w:val="20"/>
+                <w:szCs w:val="20"/>
+              </w:rPr>
+              <w:t>giá</w:t>
+            </w:r>
+            <w:proofErr w:type="spellEnd"/>
           </w:p>
         </w:tc>
         <w:tc>
@@ -758,20 +1341,40 @@
                 <w:szCs w:val="20"/>
               </w:rPr>
             </w:pPr>
-            <w:r>
-              <w:rPr>
-                <w:rFonts w:ascii="Times New Roman" w:hAnsi="Times New Roman" w:cs="Times New Roman"/>
-                <w:sz w:val="20"/>
-                <w:szCs w:val="20"/>
-              </w:rPr>
-              <w:t>Thành tiền</w:t>
-            </w:r>
+            <w:proofErr w:type="spellStart"/>
+            <w:r>
+              <w:rPr>
+                <w:rFonts w:ascii="Times New Roman" w:hAnsi="Times New Roman" w:cs="Times New Roman"/>
+                <w:sz w:val="20"/>
+                <w:szCs w:val="20"/>
+              </w:rPr>
+              <w:t>Thành</w:t>
+            </w:r>
+            <w:proofErr w:type="spellEnd"/>
+            <w:r>
+              <w:rPr>
+                <w:rFonts w:ascii="Times New Roman" w:hAnsi="Times New Roman" w:cs="Times New Roman"/>
+                <w:sz w:val="20"/>
+                <w:szCs w:val="20"/>
+              </w:rPr>
+              <w:t xml:space="preserve"> </w:t>
+            </w:r>
+            <w:proofErr w:type="spellStart"/>
+            <w:r>
+              <w:rPr>
+                <w:rFonts w:ascii="Times New Roman" w:hAnsi="Times New Roman" w:cs="Times New Roman"/>
+                <w:sz w:val="20"/>
+                <w:szCs w:val="20"/>
+              </w:rPr>
+              <w:t>tiền</w:t>
+            </w:r>
+            <w:proofErr w:type="spellEnd"/>
           </w:p>
         </w:tc>
       </w:tr>
       <w:tr>
         <w:trPr>
-          <w:trHeight w:val="379"/>
+          <w:trHeight w:val="776"/>
         </w:trPr>
         <w:tc>
           <w:tcPr>
@@ -866,8 +1469,36 @@
                 <w:sz w:val="20"/>
                 <w:szCs w:val="20"/>
               </w:rPr>
-              <w:t>Theo chứng từ</w:t>
-            </w:r>
+              <w:t xml:space="preserve">Theo </w:t>
+            </w:r>
+            <w:proofErr w:type="spellStart"/>
+            <w:r>
+              <w:rPr>
+                <w:rFonts w:ascii="Times New Roman" w:hAnsi="Times New Roman" w:cs="Times New Roman"/>
+                <w:sz w:val="20"/>
+                <w:szCs w:val="20"/>
+              </w:rPr>
+              <w:t>chứng</w:t>
+            </w:r>
+            <w:proofErr w:type="spellEnd"/>
+            <w:r>
+              <w:rPr>
+                <w:rFonts w:ascii="Times New Roman" w:hAnsi="Times New Roman" w:cs="Times New Roman"/>
+                <w:sz w:val="20"/>
+                <w:szCs w:val="20"/>
+              </w:rPr>
+              <w:t xml:space="preserve"> </w:t>
+            </w:r>
+            <w:proofErr w:type="spellStart"/>
+            <w:r>
+              <w:rPr>
+                <w:rFonts w:ascii="Times New Roman" w:hAnsi="Times New Roman" w:cs="Times New Roman"/>
+                <w:sz w:val="20"/>
+                <w:szCs w:val="20"/>
+              </w:rPr>
+              <w:t>từ</w:t>
+            </w:r>
+            <w:proofErr w:type="spellEnd"/>
           </w:p>
         </w:tc>
         <w:tc>
@@ -885,14 +1516,78 @@
                 <w:szCs w:val="20"/>
               </w:rPr>
             </w:pPr>
-            <w:r>
-              <w:rPr>
-                <w:rFonts w:ascii="Times New Roman" w:hAnsi="Times New Roman" w:cs="Times New Roman"/>
-                <w:sz w:val="20"/>
-                <w:szCs w:val="20"/>
-              </w:rPr>
-              <w:t>Thực nhập</w:t>
-            </w:r>
+            <w:proofErr w:type="spellStart"/>
+            <w:r>
+              <w:rPr>
+                <w:rFonts w:ascii="Times New Roman" w:hAnsi="Times New Roman" w:cs="Times New Roman"/>
+                <w:sz w:val="20"/>
+                <w:szCs w:val="20"/>
+              </w:rPr>
+              <w:t>Thực</w:t>
+            </w:r>
+            <w:proofErr w:type="spellEnd"/>
+            <w:r>
+              <w:rPr>
+                <w:rFonts w:ascii="Times New Roman" w:hAnsi="Times New Roman" w:cs="Times New Roman"/>
+                <w:sz w:val="20"/>
+                <w:szCs w:val="20"/>
+              </w:rPr>
+              <w:t xml:space="preserve"> </w:t>
+            </w:r>
+            <w:proofErr w:type="spellStart"/>
+            <w:r>
+              <w:rPr>
+                <w:rFonts w:ascii="Times New Roman" w:hAnsi="Times New Roman" w:cs="Times New Roman"/>
+                <w:sz w:val="20"/>
+                <w:szCs w:val="20"/>
+              </w:rPr>
+              <w:t>nhập</w:t>
+            </w:r>
+            <w:proofErr w:type="spellEnd"/>
+          </w:p>
+        </w:tc>
+        <w:tc>
+          <w:tcPr>
+            <w:tcW w:w="916" w:type="dxa"/>
+          </w:tcPr>
+          <w:p>
+            <w:pPr>
+              <w:spacing w:before="120"/>
+              <w:jc w:val="center"/>
+              <w:rPr>
+                <w:rFonts w:ascii="Times New Roman" w:hAnsi="Times New Roman" w:cs="Times New Roman"/>
+                <w:sz w:val="20"/>
+                <w:szCs w:val="20"/>
+              </w:rPr>
+            </w:pPr>
+            <w:proofErr w:type="spellStart"/>
+            <w:r>
+              <w:rPr>
+                <w:rFonts w:ascii="Times New Roman" w:hAnsi="Times New Roman" w:cs="Times New Roman"/>
+                <w:sz w:val="20"/>
+                <w:szCs w:val="20"/>
+              </w:rPr>
+              <w:t>Còn</w:t>
+            </w:r>
+            <w:proofErr w:type="spellEnd"/>
+            <w:r>
+              <w:rPr>
+                <w:rFonts w:ascii="Times New Roman" w:hAnsi="Times New Roman" w:cs="Times New Roman"/>
+                <w:sz w:val="20"/>
+                <w:szCs w:val="20"/>
+              </w:rPr>
+              <w:t xml:space="preserve"> </w:t>
+            </w:r>
+            <w:proofErr w:type="spellStart"/>
+            <w:r>
+              <w:rPr>
+                <w:rFonts w:ascii="Times New Roman" w:hAnsi="Times New Roman" w:cs="Times New Roman"/>
+                <w:sz w:val="20"/>
+                <w:szCs w:val="20"/>
+              </w:rPr>
+              <w:t>thiếu</w:t>
+            </w:r>
+            <w:proofErr w:type="spellEnd"/>
           </w:p>
         </w:tc>
         <w:tc>
@@ -935,6 +1630,9 @@
     </w:tbl>
     <w:p>
       <w:pPr>
+        <w:tabs>
+          <w:tab w:val="left" w:leader="dot" w:pos="8280"/>
+        </w:tabs>
         <w:spacing w:before="120"/>
         <w:rPr>
           <w:rFonts w:ascii="Times New Roman" w:hAnsi="Times New Roman" w:cs="Times New Roman"/>
@@ -944,13 +1642,243 @@
         <w:rPr>
           <w:rFonts w:ascii="Times New Roman" w:hAnsi="Times New Roman" w:cs="Times New Roman"/>
         </w:rPr>
-        <w:t xml:space="preserve">- Tổng số tiền (viết bằng chữ): </w:t>
-      </w:r>
-      <w:r>
-        <w:rPr>
-          <w:rFonts w:ascii="Times New Roman" w:hAnsi="Times New Roman" w:cs="Times New Roman"/>
-        </w:rPr>
-        <w:t>${strMoney}</w:t>
+        <w:t xml:space="preserve">- </w:t>
+      </w:r>
+      <w:proofErr w:type="spellStart"/>
+      <w:r>
+        <w:rPr>
+          <w:rFonts w:ascii="Times New Roman" w:hAnsi="Times New Roman" w:cs="Times New Roman"/>
+        </w:rPr>
+        <w:t>Nhập</w:t>
+      </w:r>
+      <w:proofErr w:type="spellEnd"/>
+      <w:r>
+        <w:rPr>
+          <w:rFonts w:ascii="Times New Roman" w:hAnsi="Times New Roman" w:cs="Times New Roman"/>
+        </w:rPr>
+        <w:t xml:space="preserve"> </w:t>
+      </w:r>
+      <w:proofErr w:type="spellStart"/>
+      <w:r>
+        <w:rPr>
+          <w:rFonts w:ascii="Times New Roman" w:hAnsi="Times New Roman" w:cs="Times New Roman"/>
+        </w:rPr>
+        <w:t>tại</w:t>
+      </w:r>
+      <w:proofErr w:type="spellEnd"/>
+      <w:r>
+        <w:rPr>
+          <w:rFonts w:ascii="Times New Roman" w:hAnsi="Times New Roman" w:cs="Times New Roman"/>
+        </w:rPr>
+        <w:t xml:space="preserve"> </w:t>
+      </w:r>
+      <w:proofErr w:type="spellStart"/>
+      <w:r>
+        <w:rPr>
+          <w:rFonts w:ascii="Times New Roman" w:hAnsi="Times New Roman" w:cs="Times New Roman"/>
+        </w:rPr>
+        <w:t>kho</w:t>
+      </w:r>
+      <w:proofErr w:type="spellEnd"/>
+      <w:r>
+        <w:rPr>
+          <w:rFonts w:ascii="Times New Roman" w:hAnsi="Times New Roman" w:cs="Times New Roman"/>
+        </w:rPr>
+        <w:t xml:space="preserve">: </w:t>
+      </w:r>
+      <w:r>
+        <w:rPr>
+          <w:rFonts w:ascii="Times New Roman" w:hAnsi="Times New Roman" w:cs="Times New Roman"/>
+        </w:rPr>
+        <w:t>${</w:t>
+      </w:r>
+      <w:proofErr w:type="spellStart"/>
+      <w:r>
+        <w:rPr>
+          <w:rFonts w:ascii="Times New Roman" w:hAnsi="Times New Roman" w:cs="Times New Roman"/>
+        </w:rPr>
+        <w:t>warehouse</w:t>
+      </w:r>
+      <w:r>
+        <w:rPr>
+          <w:rFonts w:ascii="Times New Roman" w:hAnsi="Times New Roman" w:cs="Times New Roman"/>
+        </w:rPr>
+        <w:t>Name</w:t>
+      </w:r>
+      <w:proofErr w:type="spellEnd"/>
+      <w:r>
+        <w:rPr>
+          <w:rFonts w:ascii="Times New Roman" w:hAnsi="Times New Roman" w:cs="Times New Roman"/>
+        </w:rPr>
+        <w:t>}</w:t>
+      </w:r>
+      <w:r>
+        <w:rPr>
+          <w:rFonts w:ascii="Times New Roman" w:hAnsi="Times New Roman" w:cs="Times New Roman"/>
+        </w:rPr>
+        <w:t xml:space="preserve"> </w:t>
+      </w:r>
+      <w:proofErr w:type="spellStart"/>
+      <w:r>
+        <w:rPr>
+          <w:rFonts w:ascii="Times New Roman" w:hAnsi="Times New Roman" w:cs="Times New Roman"/>
+        </w:rPr>
+        <w:t>địa</w:t>
+      </w:r>
+      <w:proofErr w:type="spellEnd"/>
+      <w:r>
+        <w:rPr>
+          <w:rFonts w:ascii="Times New Roman" w:hAnsi="Times New Roman" w:cs="Times New Roman"/>
+        </w:rPr>
+        <w:t xml:space="preserve"> </w:t>
+      </w:r>
+      <w:proofErr w:type="spellStart"/>
+      <w:r>
+        <w:rPr>
+          <w:rFonts w:ascii="Times New Roman" w:hAnsi="Times New Roman" w:cs="Times New Roman"/>
+        </w:rPr>
+        <w:t>chỉ</w:t>
+      </w:r>
+      <w:proofErr w:type="spellEnd"/>
+      <w:r>
+        <w:rPr>
+          <w:rFonts w:ascii="Times New Roman" w:hAnsi="Times New Roman" w:cs="Times New Roman"/>
+        </w:rPr>
+        <w:t>: ${</w:t>
+      </w:r>
+      <w:proofErr w:type="spellStart"/>
+      <w:r>
+        <w:rPr>
+          <w:rFonts w:ascii="Times New Roman" w:hAnsi="Times New Roman" w:cs="Times New Roman"/>
+        </w:rPr>
+        <w:t>warehouseAddress</w:t>
+      </w:r>
+      <w:proofErr w:type="spellEnd"/>
+      <w:r>
+        <w:rPr>
+          <w:rFonts w:ascii="Times New Roman" w:hAnsi="Times New Roman" w:cs="Times New Roman"/>
+        </w:rPr>
+        <w:t>}</w:t>
+      </w:r>
+      <w:bookmarkStart w:id="0" w:name="_GoBack"/>
+      <w:bookmarkEnd w:id="0"/>
+    </w:p>
+    <w:p>
+      <w:pPr>
+        <w:spacing w:before="120"/>
+        <w:rPr>
+          <w:rFonts w:ascii="Times New Roman" w:hAnsi="Times New Roman" w:cs="Times New Roman"/>
+        </w:rPr>
+      </w:pPr>
+      <w:r>
+        <w:rPr>
+          <w:rFonts w:ascii="Times New Roman" w:hAnsi="Times New Roman" w:cs="Times New Roman"/>
+        </w:rPr>
+        <w:t xml:space="preserve">- </w:t>
+      </w:r>
+      <w:proofErr w:type="spellStart"/>
+      <w:r>
+        <w:rPr>
+          <w:rFonts w:ascii="Times New Roman" w:hAnsi="Times New Roman" w:cs="Times New Roman"/>
+        </w:rPr>
+        <w:t>Tổng</w:t>
+      </w:r>
+      <w:proofErr w:type="spellEnd"/>
+      <w:r>
+        <w:rPr>
+          <w:rFonts w:ascii="Times New Roman" w:hAnsi="Times New Roman" w:cs="Times New Roman"/>
+        </w:rPr>
+        <w:t xml:space="preserve"> </w:t>
+      </w:r>
+      <w:proofErr w:type="spellStart"/>
+      <w:r>
+        <w:rPr>
+          <w:rFonts w:ascii="Times New Roman" w:hAnsi="Times New Roman" w:cs="Times New Roman"/>
+        </w:rPr>
+        <w:t>số</w:t>
+      </w:r>
+      <w:proofErr w:type="spellEnd"/>
+      <w:r>
+        <w:rPr>
+          <w:rFonts w:ascii="Times New Roman" w:hAnsi="Times New Roman" w:cs="Times New Roman"/>
+        </w:rPr>
+        <w:t xml:space="preserve"> </w:t>
+      </w:r>
+      <w:proofErr w:type="spellStart"/>
+      <w:r>
+        <w:rPr>
+          <w:rFonts w:ascii="Times New Roman" w:hAnsi="Times New Roman" w:cs="Times New Roman"/>
+        </w:rPr>
+        <w:t>tiền</w:t>
+      </w:r>
+      <w:proofErr w:type="spellEnd"/>
+      <w:r>
+        <w:rPr>
+          <w:rFonts w:ascii="Times New Roman" w:hAnsi="Times New Roman" w:cs="Times New Roman"/>
+        </w:rPr>
+        <w:t xml:space="preserve"> (</w:t>
+      </w:r>
+      <w:proofErr w:type="spellStart"/>
+      <w:r>
+        <w:rPr>
+          <w:rFonts w:ascii="Times New Roman" w:hAnsi="Times New Roman" w:cs="Times New Roman"/>
+        </w:rPr>
+        <w:t>viết</w:t>
+      </w:r>
+      <w:proofErr w:type="spellEnd"/>
+      <w:r>
+        <w:rPr>
+          <w:rFonts w:ascii="Times New Roman" w:hAnsi="Times New Roman" w:cs="Times New Roman"/>
+        </w:rPr>
+        <w:t xml:space="preserve"> </w:t>
+      </w:r>
+      <w:proofErr w:type="spellStart"/>
+      <w:r>
+        <w:rPr>
+          <w:rFonts w:ascii="Times New Roman" w:hAnsi="Times New Roman" w:cs="Times New Roman"/>
+        </w:rPr>
+        <w:t>bằng</w:t>
+      </w:r>
+      <w:proofErr w:type="spellEnd"/>
+      <w:r>
+        <w:rPr>
+          <w:rFonts w:ascii="Times New Roman" w:hAnsi="Times New Roman" w:cs="Times New Roman"/>
+        </w:rPr>
+        <w:t xml:space="preserve"> </w:t>
+      </w:r>
+      <w:proofErr w:type="spellStart"/>
+      <w:r>
+        <w:rPr>
+          <w:rFonts w:ascii="Times New Roman" w:hAnsi="Times New Roman" w:cs="Times New Roman"/>
+        </w:rPr>
+        <w:t>chữ</w:t>
+      </w:r>
+      <w:proofErr w:type="spellEnd"/>
+      <w:r>
+        <w:rPr>
+          <w:rFonts w:ascii="Times New Roman" w:hAnsi="Times New Roman" w:cs="Times New Roman"/>
+        </w:rPr>
+        <w:t xml:space="preserve">): </w:t>
+      </w:r>
+      <w:r>
+        <w:rPr>
+          <w:rFonts w:ascii="Times New Roman" w:hAnsi="Times New Roman" w:cs="Times New Roman"/>
+        </w:rPr>
+        <w:t>${</w:t>
+      </w:r>
+      <w:proofErr w:type="spellStart"/>
+      <w:r>
+        <w:rPr>
+          <w:rFonts w:ascii="Times New Roman" w:hAnsi="Times New Roman" w:cs="Times New Roman"/>
+        </w:rPr>
+        <w:t>strMoney</w:t>
+      </w:r>
+      <w:proofErr w:type="spellEnd"/>
+      <w:r>
+        <w:rPr>
+          <w:rFonts w:ascii="Times New Roman" w:hAnsi="Times New Roman" w:cs="Times New Roman"/>
+        </w:rPr>
+        <w:t>}</w:t>
       </w:r>
     </w:p>
     <w:p>
@@ -972,6 +1900,7 @@
         </w:rPr>
         <w:t xml:space="preserve">        </w:t>
       </w:r>
+      <w:proofErr w:type="spellStart"/>
       <w:r>
         <w:rPr>
           <w:rFonts w:ascii="Times New Roman" w:hAnsi="Times New Roman" w:cs="Times New Roman"/>
@@ -979,7 +1908,57 @@
           <w:sz w:val="20"/>
           <w:szCs w:val="20"/>
         </w:rPr>
-        <w:t>Ngày ... tháng... năm….</w:t>
+        <w:t>Ngày</w:t>
+      </w:r>
+      <w:proofErr w:type="spellEnd"/>
+      <w:r>
+        <w:rPr>
+          <w:rFonts w:ascii="Times New Roman" w:hAnsi="Times New Roman" w:cs="Times New Roman"/>
+          <w:i/>
+          <w:sz w:val="20"/>
+          <w:szCs w:val="20"/>
+        </w:rPr>
+        <w:t xml:space="preserve"> ... </w:t>
+      </w:r>
+      <w:proofErr w:type="spellStart"/>
+      <w:r>
+        <w:rPr>
+          <w:rFonts w:ascii="Times New Roman" w:hAnsi="Times New Roman" w:cs="Times New Roman"/>
+          <w:i/>
+          <w:sz w:val="20"/>
+          <w:szCs w:val="20"/>
+        </w:rPr>
+        <w:t>tháng</w:t>
+      </w:r>
+      <w:proofErr w:type="spellEnd"/>
+      <w:r>
+        <w:rPr>
+          <w:rFonts w:ascii="Times New Roman" w:hAnsi="Times New Roman" w:cs="Times New Roman"/>
+          <w:i/>
+          <w:sz w:val="20"/>
+          <w:szCs w:val="20"/>
+        </w:rPr>
+        <w:t xml:space="preserve">... </w:t>
+      </w:r>
+      <w:proofErr w:type="spellStart"/>
+      <w:r>
+        <w:rPr>
+          <w:rFonts w:ascii="Times New Roman" w:hAnsi="Times New Roman" w:cs="Times New Roman"/>
+          <w:i/>
+          <w:sz w:val="20"/>
+          <w:szCs w:val="20"/>
+        </w:rPr>
+        <w:t>năm</w:t>
+      </w:r>
+      <w:proofErr w:type="spellEnd"/>
+      <w:r>
+        <w:rPr>
+          <w:rFonts w:ascii="Times New Roman" w:hAnsi="Times New Roman" w:cs="Times New Roman"/>
+          <w:i/>
+          <w:sz w:val="20"/>
+          <w:szCs w:val="20"/>
+        </w:rPr>
+        <w:t>….</w:t>
       </w:r>
     </w:p>
     <w:p>
@@ -989,13 +1968,47 @@
           <w:b/>
         </w:rPr>
       </w:pPr>
-      <w:r>
-        <w:rPr>
-          <w:rFonts w:ascii="Times New Roman" w:hAnsi="Times New Roman" w:cs="Times New Roman"/>
-          <w:b/>
-        </w:rPr>
-        <w:t>Người lập phiếu</w:t>
-      </w:r>
+      <w:proofErr w:type="spellStart"/>
+      <w:r>
+        <w:rPr>
+          <w:rFonts w:ascii="Times New Roman" w:hAnsi="Times New Roman" w:cs="Times New Roman"/>
+          <w:b/>
+        </w:rPr>
+        <w:t>Người</w:t>
+      </w:r>
+      <w:proofErr w:type="spellEnd"/>
+      <w:r>
+        <w:rPr>
+          <w:rFonts w:ascii="Times New Roman" w:hAnsi="Times New Roman" w:cs="Times New Roman"/>
+          <w:b/>
+        </w:rPr>
+        <w:t xml:space="preserve"> </w:t>
+      </w:r>
+      <w:proofErr w:type="spellStart"/>
+      <w:r>
+        <w:rPr>
+          <w:rFonts w:ascii="Times New Roman" w:hAnsi="Times New Roman" w:cs="Times New Roman"/>
+          <w:b/>
+        </w:rPr>
+        <w:t>lập</w:t>
+      </w:r>
+      <w:proofErr w:type="spellEnd"/>
+      <w:r>
+        <w:rPr>
+          <w:rFonts w:ascii="Times New Roman" w:hAnsi="Times New Roman" w:cs="Times New Roman"/>
+          <w:b/>
+        </w:rPr>
+        <w:t xml:space="preserve"> </w:t>
+      </w:r>
+      <w:proofErr w:type="spellStart"/>
+      <w:r>
+        <w:rPr>
+          <w:rFonts w:ascii="Times New Roman" w:hAnsi="Times New Roman" w:cs="Times New Roman"/>
+          <w:b/>
+        </w:rPr>
+        <w:t>phiếu</w:t>
+      </w:r>
+      <w:proofErr w:type="spellEnd"/>
       <w:r>
         <w:rPr>
           <w:rFonts w:ascii="Times New Roman" w:hAnsi="Times New Roman" w:cs="Times New Roman"/>
@@ -1011,6 +2024,7 @@
         <w:tab/>
         <w:t xml:space="preserve">       </w:t>
       </w:r>
+      <w:proofErr w:type="spellStart"/>
       <w:r>
         <w:rPr>
           <w:rFonts w:ascii="Times New Roman" w:hAnsi="Times New Roman" w:cs="Times New Roman"/>
@@ -1031,14 +2045,31 @@
           <w:rFonts w:ascii="Times New Roman" w:hAnsi="Times New Roman" w:cs="Times New Roman"/>
           <w:b/>
         </w:rPr>
-        <w:t xml:space="preserve">i giao </w:t>
-      </w:r>
-      <w:r>
-        <w:rPr>
-          <w:rFonts w:ascii="Times New Roman" w:hAnsi="Times New Roman" w:cs="Times New Roman"/>
-          <w:b/>
-        </w:rPr>
-        <w:t>hang</w:t>
+        <w:t>i</w:t>
+      </w:r>
+      <w:proofErr w:type="spellEnd"/>
+      <w:r>
+        <w:rPr>
+          <w:rFonts w:ascii="Times New Roman" w:hAnsi="Times New Roman" w:cs="Times New Roman"/>
+          <w:b/>
+        </w:rPr>
+        <w:t xml:space="preserve"> </w:t>
+      </w:r>
+      <w:proofErr w:type="spellStart"/>
+      <w:r>
+        <w:rPr>
+          <w:rFonts w:ascii="Times New Roman" w:hAnsi="Times New Roman" w:cs="Times New Roman"/>
+          <w:b/>
+        </w:rPr>
+        <w:t>giao</w:t>
+      </w:r>
+      <w:proofErr w:type="spellEnd"/>
+      <w:r>
+        <w:rPr>
+          <w:rFonts w:ascii="Times New Roman" w:hAnsi="Times New Roman" w:cs="Times New Roman"/>
+          <w:b/>
+        </w:rPr>
+        <w:t xml:space="preserve"> hang</w:t>
       </w:r>
       <w:r>
         <w:rPr>
@@ -1048,6 +2079,7 @@
         <w:tab/>
         <w:t xml:space="preserve">     </w:t>
       </w:r>
+      <w:proofErr w:type="gramStart"/>
       <w:r>
         <w:rPr>
           <w:rFonts w:ascii="Times New Roman" w:hAnsi="Times New Roman" w:cs="Times New Roman"/>
@@ -1056,13 +2088,32 @@
         <w:tab/>
         <w:t xml:space="preserve">  </w:t>
       </w:r>
-      <w:r>
-        <w:rPr>
-          <w:rFonts w:ascii="Times New Roman" w:hAnsi="Times New Roman" w:cs="Times New Roman"/>
-          <w:b/>
-        </w:rPr>
-        <w:t>Thủ kho</w:t>
-      </w:r>
+      <w:proofErr w:type="spellStart"/>
+      <w:r>
+        <w:rPr>
+          <w:rFonts w:ascii="Times New Roman" w:hAnsi="Times New Roman" w:cs="Times New Roman"/>
+          <w:b/>
+        </w:rPr>
+        <w:t>Thủ</w:t>
+      </w:r>
+      <w:proofErr w:type="spellEnd"/>
+      <w:proofErr w:type="gramEnd"/>
+      <w:r>
+        <w:rPr>
+          <w:rFonts w:ascii="Times New Roman" w:hAnsi="Times New Roman" w:cs="Times New Roman"/>
+          <w:b/>
+        </w:rPr>
+        <w:t xml:space="preserve"> </w:t>
+      </w:r>
+      <w:proofErr w:type="spellStart"/>
+      <w:r>
+        <w:rPr>
+          <w:rFonts w:ascii="Times New Roman" w:hAnsi="Times New Roman" w:cs="Times New Roman"/>
+          <w:b/>
+        </w:rPr>
+        <w:t>kho</w:t>
+      </w:r>
+      <w:proofErr w:type="spellEnd"/>
       <w:r>
         <w:rPr>
           <w:rFonts w:ascii="Times New Roman" w:hAnsi="Times New Roman" w:cs="Times New Roman"/>
@@ -1078,13 +2129,47 @@
         <w:tab/>
         <w:t xml:space="preserve">           </w:t>
       </w:r>
-      <w:r>
-        <w:rPr>
-          <w:rFonts w:ascii="Times New Roman" w:hAnsi="Times New Roman" w:cs="Times New Roman"/>
-          <w:b/>
-        </w:rPr>
-        <w:t>Kế toán trưởng</w:t>
-      </w:r>
+      <w:proofErr w:type="spellStart"/>
+      <w:r>
+        <w:rPr>
+          <w:rFonts w:ascii="Times New Roman" w:hAnsi="Times New Roman" w:cs="Times New Roman"/>
+          <w:b/>
+        </w:rPr>
+        <w:t>Kế</w:t>
+      </w:r>
+      <w:proofErr w:type="spellEnd"/>
+      <w:r>
+        <w:rPr>
+          <w:rFonts w:ascii="Times New Roman" w:hAnsi="Times New Roman" w:cs="Times New Roman"/>
+          <w:b/>
+        </w:rPr>
+        <w:t xml:space="preserve"> </w:t>
+      </w:r>
+      <w:proofErr w:type="spellStart"/>
+      <w:r>
+        <w:rPr>
+          <w:rFonts w:ascii="Times New Roman" w:hAnsi="Times New Roman" w:cs="Times New Roman"/>
+          <w:b/>
+        </w:rPr>
+        <w:t>toán</w:t>
+      </w:r>
+      <w:proofErr w:type="spellEnd"/>
+      <w:r>
+        <w:rPr>
+          <w:rFonts w:ascii="Times New Roman" w:hAnsi="Times New Roman" w:cs="Times New Roman"/>
+          <w:b/>
+        </w:rPr>
+        <w:t xml:space="preserve"> </w:t>
+      </w:r>
+      <w:proofErr w:type="spellStart"/>
+      <w:r>
+        <w:rPr>
+          <w:rFonts w:ascii="Times New Roman" w:hAnsi="Times New Roman" w:cs="Times New Roman"/>
+          <w:b/>
+        </w:rPr>
+        <w:t>trưởng</w:t>
+      </w:r>
+      <w:proofErr w:type="spellEnd"/>
     </w:p>
     <w:p>
       <w:pPr>
@@ -1106,8 +2191,9 @@
           <w:sz w:val="20"/>
           <w:szCs w:val="20"/>
         </w:rPr>
-        <w:t xml:space="preserve">     </w:t>
-      </w:r>
+        <w:t xml:space="preserve">     (</w:t>
+      </w:r>
+      <w:proofErr w:type="spellStart"/>
       <w:r>
         <w:rPr>
           <w:rFonts w:ascii="Times New Roman" w:hAnsi="Times New Roman" w:cs="Times New Roman"/>
@@ -1115,7 +2201,57 @@
           <w:sz w:val="20"/>
           <w:szCs w:val="20"/>
         </w:rPr>
-        <w:t>(Ký, họ tên)</w:t>
+        <w:t>Ký</w:t>
+      </w:r>
+      <w:proofErr w:type="spellEnd"/>
+      <w:r>
+        <w:rPr>
+          <w:rFonts w:ascii="Times New Roman" w:hAnsi="Times New Roman" w:cs="Times New Roman"/>
+          <w:i/>
+          <w:sz w:val="20"/>
+          <w:szCs w:val="20"/>
+        </w:rPr>
+        <w:t xml:space="preserve">, </w:t>
+      </w:r>
+      <w:proofErr w:type="spellStart"/>
+      <w:r>
+        <w:rPr>
+          <w:rFonts w:ascii="Times New Roman" w:hAnsi="Times New Roman" w:cs="Times New Roman"/>
+          <w:i/>
+          <w:sz w:val="20"/>
+          <w:szCs w:val="20"/>
+        </w:rPr>
+        <w:t>họ</w:t>
+      </w:r>
+      <w:proofErr w:type="spellEnd"/>
+      <w:r>
+        <w:rPr>
+          <w:rFonts w:ascii="Times New Roman" w:hAnsi="Times New Roman" w:cs="Times New Roman"/>
+          <w:i/>
+          <w:sz w:val="20"/>
+          <w:szCs w:val="20"/>
+        </w:rPr>
+        <w:t xml:space="preserve"> </w:t>
+      </w:r>
+      <w:proofErr w:type="spellStart"/>
+      <w:r>
+        <w:rPr>
+          <w:rFonts w:ascii="Times New Roman" w:hAnsi="Times New Roman" w:cs="Times New Roman"/>
+          <w:i/>
+          <w:sz w:val="20"/>
+          <w:szCs w:val="20"/>
+        </w:rPr>
+        <w:t>tên</w:t>
+      </w:r>
+      <w:proofErr w:type="spellEnd"/>
+      <w:r>
+        <w:rPr>
+          <w:rFonts w:ascii="Times New Roman" w:hAnsi="Times New Roman" w:cs="Times New Roman"/>
+          <w:i/>
+          <w:sz w:val="20"/>
+          <w:szCs w:val="20"/>
+        </w:rPr>
+        <w:t>)</w:t>
       </w:r>
       <w:r>
         <w:rPr>
@@ -1156,7 +2292,67 @@
           <w:sz w:val="20"/>
           <w:szCs w:val="20"/>
         </w:rPr>
-        <w:t>(Ký, họ tên)</w:t>
+        <w:t>(</w:t>
+      </w:r>
+      <w:proofErr w:type="spellStart"/>
+      <w:r>
+        <w:rPr>
+          <w:rFonts w:ascii="Times New Roman" w:hAnsi="Times New Roman" w:cs="Times New Roman"/>
+          <w:i/>
+          <w:sz w:val="20"/>
+          <w:szCs w:val="20"/>
+        </w:rPr>
+        <w:t>Ký</w:t>
+      </w:r>
+      <w:proofErr w:type="spellEnd"/>
+      <w:r>
+        <w:rPr>
+          <w:rFonts w:ascii="Times New Roman" w:hAnsi="Times New Roman" w:cs="Times New Roman"/>
+          <w:i/>
+          <w:sz w:val="20"/>
+          <w:szCs w:val="20"/>
+        </w:rPr>
+        <w:t xml:space="preserve">, </w:t>
+      </w:r>
+      <w:proofErr w:type="spellStart"/>
+      <w:r>
+        <w:rPr>
+          <w:rFonts w:ascii="Times New Roman" w:hAnsi="Times New Roman" w:cs="Times New Roman"/>
+          <w:i/>
+          <w:sz w:val="20"/>
+          <w:szCs w:val="20"/>
+        </w:rPr>
+        <w:t>họ</w:t>
+      </w:r>
+      <w:proofErr w:type="spellEnd"/>
+      <w:r>
+        <w:rPr>
+          <w:rFonts w:ascii="Times New Roman" w:hAnsi="Times New Roman" w:cs="Times New Roman"/>
+          <w:i/>
+          <w:sz w:val="20"/>
+          <w:szCs w:val="20"/>
+        </w:rPr>
+        <w:t xml:space="preserve"> </w:t>
+      </w:r>
+      <w:proofErr w:type="spellStart"/>
+      <w:r>
+        <w:rPr>
+          <w:rFonts w:ascii="Times New Roman" w:hAnsi="Times New Roman" w:cs="Times New Roman"/>
+          <w:i/>
+          <w:sz w:val="20"/>
+          <w:szCs w:val="20"/>
+        </w:rPr>
+        <w:t>tên</w:t>
+      </w:r>
+      <w:proofErr w:type="spellEnd"/>
+      <w:r>
+        <w:rPr>
+          <w:rFonts w:ascii="Times New Roman" w:hAnsi="Times New Roman" w:cs="Times New Roman"/>
+          <w:i/>
+          <w:sz w:val="20"/>
+          <w:szCs w:val="20"/>
+        </w:rPr>
+        <w:t>)</w:t>
       </w:r>
       <w:r>
         <w:rPr>
@@ -1174,6 +2370,7 @@
         </w:rPr>
         <w:tab/>
       </w:r>
+      <w:proofErr w:type="gramStart"/>
       <w:r>
         <w:rPr>
           <w:rFonts w:ascii="Times New Roman" w:hAnsi="Times New Roman" w:cs="Times New Roman"/>
@@ -1190,8 +2387,10 @@
           <w:sz w:val="20"/>
           <w:szCs w:val="20"/>
         </w:rPr>
-        <w:t>(Ký, họ tên)</w:t>
-      </w:r>
+        <w:t>(</w:t>
+      </w:r>
+      <w:proofErr w:type="spellStart"/>
+      <w:proofErr w:type="gramEnd"/>
       <w:r>
         <w:rPr>
           <w:rFonts w:ascii="Times New Roman" w:hAnsi="Times New Roman" w:cs="Times New Roman"/>
@@ -1199,15 +2398,191 @@
           <w:sz w:val="20"/>
           <w:szCs w:val="20"/>
         </w:rPr>
-        <w:t xml:space="preserve">            </w:t>
-      </w:r>
-      <w:r>
-        <w:rPr>
-          <w:rFonts w:ascii="Times New Roman" w:hAnsi="Times New Roman" w:cs="Times New Roman"/>
-          <w:sz w:val="20"/>
-          <w:szCs w:val="20"/>
-        </w:rPr>
-        <w:t>(Hoặc bộ phận có nhu cầu nhập)</w:t>
+        <w:t>Ký</w:t>
+      </w:r>
+      <w:proofErr w:type="spellEnd"/>
+      <w:r>
+        <w:rPr>
+          <w:rFonts w:ascii="Times New Roman" w:hAnsi="Times New Roman" w:cs="Times New Roman"/>
+          <w:i/>
+          <w:sz w:val="20"/>
+          <w:szCs w:val="20"/>
+        </w:rPr>
+        <w:t xml:space="preserve">, </w:t>
+      </w:r>
+      <w:proofErr w:type="spellStart"/>
+      <w:r>
+        <w:rPr>
+          <w:rFonts w:ascii="Times New Roman" w:hAnsi="Times New Roman" w:cs="Times New Roman"/>
+          <w:i/>
+          <w:sz w:val="20"/>
+          <w:szCs w:val="20"/>
+        </w:rPr>
+        <w:t>họ</w:t>
+      </w:r>
+      <w:proofErr w:type="spellEnd"/>
+      <w:r>
+        <w:rPr>
+          <w:rFonts w:ascii="Times New Roman" w:hAnsi="Times New Roman" w:cs="Times New Roman"/>
+          <w:i/>
+          <w:sz w:val="20"/>
+          <w:szCs w:val="20"/>
+        </w:rPr>
+        <w:t xml:space="preserve"> </w:t>
+      </w:r>
+      <w:proofErr w:type="spellStart"/>
+      <w:r>
+        <w:rPr>
+          <w:rFonts w:ascii="Times New Roman" w:hAnsi="Times New Roman" w:cs="Times New Roman"/>
+          <w:i/>
+          <w:sz w:val="20"/>
+          <w:szCs w:val="20"/>
+        </w:rPr>
+        <w:t>tên</w:t>
+      </w:r>
+      <w:proofErr w:type="spellEnd"/>
+      <w:r>
+        <w:rPr>
+          <w:rFonts w:ascii="Times New Roman" w:hAnsi="Times New Roman" w:cs="Times New Roman"/>
+          <w:i/>
+          <w:sz w:val="20"/>
+          <w:szCs w:val="20"/>
+        </w:rPr>
+        <w:t xml:space="preserve">)            </w:t>
+      </w:r>
+      <w:r>
+        <w:rPr>
+          <w:rFonts w:ascii="Times New Roman" w:hAnsi="Times New Roman" w:cs="Times New Roman"/>
+          <w:sz w:val="20"/>
+          <w:szCs w:val="20"/>
+        </w:rPr>
+        <w:t>(</w:t>
+      </w:r>
+      <w:proofErr w:type="spellStart"/>
+      <w:r>
+        <w:rPr>
+          <w:rFonts w:ascii="Times New Roman" w:hAnsi="Times New Roman" w:cs="Times New Roman"/>
+          <w:sz w:val="20"/>
+          <w:szCs w:val="20"/>
+        </w:rPr>
+        <w:t>Hoặc</w:t>
+      </w:r>
+      <w:proofErr w:type="spellEnd"/>
+      <w:r>
+        <w:rPr>
+          <w:rFonts w:ascii="Times New Roman" w:hAnsi="Times New Roman" w:cs="Times New Roman"/>
+          <w:sz w:val="20"/>
+          <w:szCs w:val="20"/>
+        </w:rPr>
+        <w:t xml:space="preserve"> </w:t>
+      </w:r>
+      <w:proofErr w:type="spellStart"/>
+      <w:r>
+        <w:rPr>
+          <w:rFonts w:ascii="Times New Roman" w:hAnsi="Times New Roman" w:cs="Times New Roman"/>
+          <w:sz w:val="20"/>
+          <w:szCs w:val="20"/>
+        </w:rPr>
+        <w:t>bộ</w:t>
+      </w:r>
+      <w:proofErr w:type="spellEnd"/>
+      <w:r>
+        <w:rPr>
+          <w:rFonts w:ascii="Times New Roman" w:hAnsi="Times New Roman" w:cs="Times New Roman"/>
+          <w:sz w:val="20"/>
+          <w:szCs w:val="20"/>
+        </w:rPr>
+        <w:t xml:space="preserve"> </w:t>
+      </w:r>
+      <w:proofErr w:type="spellStart"/>
+      <w:r>
+        <w:rPr>
+          <w:rFonts w:ascii="Times New Roman" w:hAnsi="Times New Roman" w:cs="Times New Roman"/>
+          <w:sz w:val="20"/>
+          <w:szCs w:val="20"/>
+        </w:rPr>
+        <w:t>phận</w:t>
+      </w:r>
+      <w:proofErr w:type="spellEnd"/>
+      <w:r>
+        <w:rPr>
+          <w:rFonts w:ascii="Times New Roman" w:hAnsi="Times New Roman" w:cs="Times New Roman"/>
+          <w:sz w:val="20"/>
+          <w:szCs w:val="20"/>
+        </w:rPr>
+        <w:t xml:space="preserve"> </w:t>
+      </w:r>
+      <w:proofErr w:type="spellStart"/>
+      <w:r>
+        <w:rPr>
+          <w:rFonts w:ascii="Times New Roman" w:hAnsi="Times New Roman" w:cs="Times New Roman"/>
+          <w:sz w:val="20"/>
+          <w:szCs w:val="20"/>
+        </w:rPr>
+        <w:t>có</w:t>
+      </w:r>
+      <w:proofErr w:type="spellEnd"/>
+      <w:r>
+        <w:rPr>
+          <w:rFonts w:ascii="Times New Roman" w:hAnsi="Times New Roman" w:cs="Times New Roman"/>
+          <w:sz w:val="20"/>
+          <w:szCs w:val="20"/>
+        </w:rPr>
+        <w:t xml:space="preserve"> </w:t>
+      </w:r>
+      <w:proofErr w:type="spellStart"/>
+      <w:r>
+        <w:rPr>
+          <w:rFonts w:ascii="Times New Roman" w:hAnsi="Times New Roman" w:cs="Times New Roman"/>
+          <w:sz w:val="20"/>
+          <w:szCs w:val="20"/>
+        </w:rPr>
+        <w:t>nhu</w:t>
+      </w:r>
+      <w:proofErr w:type="spellEnd"/>
+      <w:r>
+        <w:rPr>
+          <w:rFonts w:ascii="Times New Roman" w:hAnsi="Times New Roman" w:cs="Times New Roman"/>
+          <w:sz w:val="20"/>
+          <w:szCs w:val="20"/>
+        </w:rPr>
+        <w:t xml:space="preserve"> </w:t>
+      </w:r>
+      <w:proofErr w:type="spellStart"/>
+      <w:r>
+        <w:rPr>
+          <w:rFonts w:ascii="Times New Roman" w:hAnsi="Times New Roman" w:cs="Times New Roman"/>
+          <w:sz w:val="20"/>
+          <w:szCs w:val="20"/>
+        </w:rPr>
+        <w:t>cầu</w:t>
+      </w:r>
+      <w:proofErr w:type="spellEnd"/>
+      <w:r>
+        <w:rPr>
+          <w:rFonts w:ascii="Times New Roman" w:hAnsi="Times New Roman" w:cs="Times New Roman"/>
+          <w:sz w:val="20"/>
+          <w:szCs w:val="20"/>
+        </w:rPr>
+        <w:t xml:space="preserve"> </w:t>
+      </w:r>
+      <w:proofErr w:type="spellStart"/>
+      <w:r>
+        <w:rPr>
+          <w:rFonts w:ascii="Times New Roman" w:hAnsi="Times New Roman" w:cs="Times New Roman"/>
+          <w:sz w:val="20"/>
+          <w:szCs w:val="20"/>
+        </w:rPr>
+        <w:t>nhập</w:t>
+      </w:r>
+      <w:proofErr w:type="spellEnd"/>
+      <w:r>
+        <w:rPr>
+          <w:rFonts w:ascii="Times New Roman" w:hAnsi="Times New Roman" w:cs="Times New Roman"/>
+          <w:sz w:val="20"/>
+          <w:szCs w:val="20"/>
+        </w:rPr>
+        <w:t>)</w:t>
       </w:r>
     </w:p>
     <w:p>
@@ -1301,7 +2676,67 @@
           <w:sz w:val="20"/>
           <w:szCs w:val="20"/>
         </w:rPr>
-        <w:t>(Ký, họ tên)</w:t>
+        <w:t>(</w:t>
+      </w:r>
+      <w:proofErr w:type="spellStart"/>
+      <w:r>
+        <w:rPr>
+          <w:rFonts w:ascii="Times New Roman" w:hAnsi="Times New Roman" w:cs="Times New Roman"/>
+          <w:i/>
+          <w:sz w:val="20"/>
+          <w:szCs w:val="20"/>
+        </w:rPr>
+        <w:t>Ký</w:t>
+      </w:r>
+      <w:proofErr w:type="spellEnd"/>
+      <w:r>
+        <w:rPr>
+          <w:rFonts w:ascii="Times New Roman" w:hAnsi="Times New Roman" w:cs="Times New Roman"/>
+          <w:i/>
+          <w:sz w:val="20"/>
+          <w:szCs w:val="20"/>
+        </w:rPr>
+        <w:t xml:space="preserve">, </w:t>
+      </w:r>
+      <w:proofErr w:type="spellStart"/>
+      <w:r>
+        <w:rPr>
+          <w:rFonts w:ascii="Times New Roman" w:hAnsi="Times New Roman" w:cs="Times New Roman"/>
+          <w:i/>
+          <w:sz w:val="20"/>
+          <w:szCs w:val="20"/>
+        </w:rPr>
+        <w:t>họ</w:t>
+      </w:r>
+      <w:proofErr w:type="spellEnd"/>
+      <w:r>
+        <w:rPr>
+          <w:rFonts w:ascii="Times New Roman" w:hAnsi="Times New Roman" w:cs="Times New Roman"/>
+          <w:i/>
+          <w:sz w:val="20"/>
+          <w:szCs w:val="20"/>
+        </w:rPr>
+        <w:t xml:space="preserve"> </w:t>
+      </w:r>
+      <w:proofErr w:type="spellStart"/>
+      <w:r>
+        <w:rPr>
+          <w:rFonts w:ascii="Times New Roman" w:hAnsi="Times New Roman" w:cs="Times New Roman"/>
+          <w:i/>
+          <w:sz w:val="20"/>
+          <w:szCs w:val="20"/>
+        </w:rPr>
+        <w:t>tên</w:t>
+      </w:r>
+      <w:proofErr w:type="spellEnd"/>
+      <w:r>
+        <w:rPr>
+          <w:rFonts w:ascii="Times New Roman" w:hAnsi="Times New Roman" w:cs="Times New Roman"/>
+          <w:i/>
+          <w:sz w:val="20"/>
+          <w:szCs w:val="20"/>
+        </w:rPr>
+        <w:t>)</w:t>
       </w:r>
     </w:p>
     <w:sectPr>
@@ -1315,7 +2750,7 @@
 </file>
 
 <file path=word/styles.xml><?xml version="1.0" encoding="utf-8"?>
-<w:styles xmlns:mc="http://schemas.openxmlformats.org/markup-compatibility/2006" xmlns:r="http://schemas.openxmlformats.org/officeDocument/2006/relationships" xmlns:w="http://schemas.openxmlformats.org/wordprocessingml/2006/main" xmlns:w14="http://schemas.microsoft.com/office/word/2010/wordml" xmlns:w15="http://schemas.microsoft.com/office/word/2012/wordml" xmlns:w16cex="http://schemas.microsoft.com/office/word/2018/wordml/cex" xmlns:w16cid="http://schemas.microsoft.com/office/word/2016/wordml/cid" xmlns:w16="http://schemas.microsoft.com/office/word/2018/wordml" xmlns:w16se="http://schemas.microsoft.com/office/word/2015/wordml/symex" mc:Ignorable="w14 w15 w16se w16cid w16 w16cex">
+<w:styles xmlns:mc="http://schemas.openxmlformats.org/markup-compatibility/2006" xmlns:r="http://schemas.openxmlformats.org/officeDocument/2006/relationships" xmlns:w="http://schemas.openxmlformats.org/wordprocessingml/2006/main" xmlns:w14="http://schemas.microsoft.com/office/word/2010/wordml" xmlns:w15="http://schemas.microsoft.com/office/word/2012/wordml" xmlns:w16se="http://schemas.microsoft.com/office/word/2015/wordml/symex" mc:Ignorable="w14 w15 w16se">
   <w:docDefaults>
     <w:rPrDefault>
       <w:rPr>
@@ -1331,7 +2766,7 @@
       </w:pPr>
     </w:pPrDefault>
   </w:docDefaults>
-  <w:latentStyles w:defLockedState="0" w:defUIPriority="99" w:defSemiHidden="0" w:defUnhideWhenUsed="0" w:defQFormat="0" w:count="376">
+  <w:latentStyles w:defLockedState="0" w:defUIPriority="99" w:defSemiHidden="0" w:defUnhideWhenUsed="0" w:defQFormat="0" w:count="371">
     <w:lsdException w:name="Normal" w:uiPriority="0" w:qFormat="1"/>
     <w:lsdException w:name="heading 1" w:uiPriority="9" w:qFormat="1"/>
     <w:lsdException w:name="heading 2" w:semiHidden="1" w:uiPriority="9" w:unhideWhenUsed="1" w:qFormat="1"/>
@@ -1703,11 +3138,6 @@
     <w:lsdException w:name="List Table 5 Dark Accent 6" w:uiPriority="50"/>
     <w:lsdException w:name="List Table 6 Colorful Accent 6" w:uiPriority="51"/>
     <w:lsdException w:name="List Table 7 Colorful Accent 6" w:uiPriority="52"/>
-    <w:lsdException w:name="Mention" w:semiHidden="1" w:unhideWhenUsed="1"/>
-    <w:lsdException w:name="Smart Hyperlink" w:semiHidden="1" w:unhideWhenUsed="1"/>
-    <w:lsdException w:name="Hashtag" w:semiHidden="1" w:unhideWhenUsed="1"/>
-    <w:lsdException w:name="Unresolved Mention" w:semiHidden="1" w:unhideWhenUsed="1"/>
-    <w:lsdException w:name="Smart Link" w:semiHidden="1" w:unhideWhenUsed="1"/>
   </w:latentStyles>
   <w:style w:type="paragraph" w:default="1" w:styleId="Normal">
     <w:name w:val="Normal"/>
